--- a/Git Commands Learning.docx
+++ b/Git Commands Learning.docx
@@ -253,21 +253,7 @@
         <w:rPr>
           <w:rFonts w:asciiTheme="minorHAnsi" w:hAnsiTheme="minorHAnsi" w:cstheme="minorHAnsi"/>
         </w:rPr>
-        <w:t xml:space="preserve"> any of your actual files yet. It only updates </w:t>
-      </w:r>
-      <w:proofErr w:type="spellStart"/>
-      <w:r>
-        <w:rPr>
-          <w:rFonts w:asciiTheme="minorHAnsi" w:hAnsiTheme="minorHAnsi" w:cstheme="minorHAnsi"/>
-        </w:rPr>
-        <w:t>Git’s</w:t>
-      </w:r>
-      <w:proofErr w:type="spellEnd"/>
-      <w:r>
-        <w:rPr>
-          <w:rFonts w:asciiTheme="minorHAnsi" w:hAnsiTheme="minorHAnsi" w:cstheme="minorHAnsi"/>
-        </w:rPr>
-        <w:t xml:space="preserve"> internal "records" of what is happening online.</w:t>
+        <w:t xml:space="preserve"> any of your actual files yet. It only updates Git’s internal "records" of what is happening online.</w:t>
       </w:r>
     </w:p>
     <w:p>
@@ -968,21 +954,7 @@
           <w:szCs w:val="32"/>
           <w:u w:val="single"/>
         </w:rPr>
-        <w:t>The "Safety</w:t>
-      </w:r>
-      <w:bookmarkStart w:id="0" w:name="_GoBack"/>
-      <w:bookmarkEnd w:id="0"/>
-      <w:r>
-        <w:rPr>
-          <w:rFonts w:asciiTheme="minorHAnsi" w:hAnsiTheme="minorHAnsi" w:cstheme="minorHAnsi"/>
-          <w:b/>
-          <w:bCs/>
-          <w:color w:val="auto"/>
-          <w:sz w:val="32"/>
-          <w:szCs w:val="32"/>
-          <w:u w:val="single"/>
-        </w:rPr>
-        <w:t>" Workflow (The 4-Step Fix):</w:t>
+        <w:t>The "Safety" Workflow (The 4-Step Fix):</w:t>
       </w:r>
     </w:p>
     <w:p>
@@ -1581,6 +1553,458 @@
     </w:p>
     <w:p>
       <w:pPr>
+        <w:pStyle w:val="NormalWeb"/>
+        <w:rPr>
+          <w:rFonts w:asciiTheme="minorHAnsi" w:hAnsiTheme="minorHAnsi" w:cstheme="minorHAnsi"/>
+        </w:rPr>
+      </w:pPr>
+      <w:r>
+        <w:rPr>
+          <w:rStyle w:val="HTMLCode"/>
+          <w:rFonts w:asciiTheme="minorHAnsi" w:eastAsiaTheme="majorEastAsia" w:hAnsiTheme="minorHAnsi" w:cstheme="minorHAnsi"/>
+          <w:b/>
+          <w:bCs/>
+          <w:sz w:val="32"/>
+          <w:szCs w:val="32"/>
+          <w:u w:val="single"/>
+        </w:rPr>
+        <w:t>4 .</w:t>
+      </w:r>
+      <w:r>
+        <w:rPr>
+          <w:rStyle w:val="HTMLCode"/>
+          <w:rFonts w:asciiTheme="minorHAnsi" w:eastAsiaTheme="majorEastAsia" w:hAnsiTheme="minorHAnsi" w:cstheme="minorHAnsi"/>
+          <w:b/>
+          <w:bCs/>
+          <w:sz w:val="32"/>
+          <w:szCs w:val="32"/>
+          <w:u w:val="single"/>
+        </w:rPr>
+        <w:t>git config --global core.ignorecase false</w:t>
+      </w:r>
+      <w:r>
+        <w:rPr>
+          <w:rFonts w:asciiTheme="minorHAnsi" w:hAnsiTheme="minorHAnsi" w:cstheme="minorHAnsi"/>
+          <w:sz w:val="40"/>
+          <w:szCs w:val="40"/>
+        </w:rPr>
+        <w:t xml:space="preserve"> </w:t>
+      </w:r>
+      <w:r>
+        <w:rPr>
+          <w:rFonts w:asciiTheme="minorHAnsi" w:hAnsiTheme="minorHAnsi" w:cstheme="minorHAnsi"/>
+        </w:rPr>
+        <w:t xml:space="preserve">is to make Git </w:t>
+      </w:r>
+      <w:r>
+        <w:rPr>
+          <w:rFonts w:asciiTheme="minorHAnsi" w:hAnsiTheme="minorHAnsi" w:cstheme="minorHAnsi"/>
+          <w:b/>
+          <w:bCs/>
+        </w:rPr>
+        <w:t>case-sensitive</w:t>
+      </w:r>
+      <w:r>
+        <w:rPr>
+          <w:rFonts w:asciiTheme="minorHAnsi" w:hAnsiTheme="minorHAnsi" w:cstheme="minorHAnsi"/>
+        </w:rPr>
+        <w:t xml:space="preserve"> on your computer.</w:t>
+      </w:r>
+    </w:p>
+    <w:p>
+      <w:pPr>
+        <w:pStyle w:val="NormalWeb"/>
+        <w:rPr>
+          <w:rFonts w:asciiTheme="minorHAnsi" w:hAnsiTheme="minorHAnsi" w:cstheme="minorHAnsi"/>
+        </w:rPr>
+      </w:pPr>
+      <w:r>
+        <w:rPr>
+          <w:rFonts w:asciiTheme="minorHAnsi" w:hAnsiTheme="minorHAnsi" w:cstheme="minorHAnsi"/>
+        </w:rPr>
+        <w:t>Here is a</w:t>
+      </w:r>
+      <w:bookmarkStart w:id="0" w:name="_GoBack"/>
+      <w:bookmarkEnd w:id="0"/>
+      <w:r>
+        <w:rPr>
+          <w:rFonts w:asciiTheme="minorHAnsi" w:hAnsiTheme="minorHAnsi" w:cstheme="minorHAnsi"/>
+        </w:rPr>
+        <w:t xml:space="preserve"> simple breakdown of why this matters:</w:t>
+      </w:r>
+    </w:p>
+    <w:p>
+      <w:pPr>
+        <w:pStyle w:val="Heading3"/>
+        <w:ind w:left="720"/>
+        <w:rPr>
+          <w:rFonts w:asciiTheme="minorHAnsi" w:hAnsiTheme="minorHAnsi" w:cstheme="minorHAnsi"/>
+          <w:b/>
+          <w:bCs/>
+          <w:color w:val="auto"/>
+          <w:u w:val="single"/>
+        </w:rPr>
+      </w:pPr>
+      <w:r>
+        <w:rPr>
+          <w:rFonts w:asciiTheme="minorHAnsi" w:hAnsiTheme="minorHAnsi" w:cstheme="minorHAnsi"/>
+          <w:b/>
+          <w:bCs/>
+          <w:color w:val="auto"/>
+          <w:u w:val="single"/>
+        </w:rPr>
+        <w:t>1. The Problem (Windows is "Case-Blind")</w:t>
+      </w:r>
+    </w:p>
+    <w:p>
+      <w:pPr>
+        <w:pStyle w:val="NormalWeb"/>
+        <w:ind w:left="720"/>
+        <w:rPr>
+          <w:rFonts w:asciiTheme="minorHAnsi" w:hAnsiTheme="minorHAnsi" w:cstheme="minorHAnsi"/>
+        </w:rPr>
+      </w:pPr>
+      <w:r>
+        <w:rPr>
+          <w:rFonts w:asciiTheme="minorHAnsi" w:hAnsiTheme="minorHAnsi" w:cstheme="minorHAnsi"/>
+        </w:rPr>
+        <w:t xml:space="preserve">By default, Windows treats </w:t>
+      </w:r>
+      <w:r>
+        <w:rPr>
+          <w:rStyle w:val="HTMLCode"/>
+          <w:rFonts w:asciiTheme="minorHAnsi" w:eastAsiaTheme="majorEastAsia" w:hAnsiTheme="minorHAnsi" w:cstheme="minorHAnsi"/>
+        </w:rPr>
+        <w:t>Folder</w:t>
+      </w:r>
+      <w:r>
+        <w:rPr>
+          <w:rFonts w:asciiTheme="minorHAnsi" w:hAnsiTheme="minorHAnsi" w:cstheme="minorHAnsi"/>
+        </w:rPr>
+        <w:t xml:space="preserve"> and </w:t>
+      </w:r>
+      <w:r>
+        <w:rPr>
+          <w:rStyle w:val="HTMLCode"/>
+          <w:rFonts w:asciiTheme="minorHAnsi" w:eastAsiaTheme="majorEastAsia" w:hAnsiTheme="minorHAnsi" w:cstheme="minorHAnsi"/>
+        </w:rPr>
+        <w:t>folder</w:t>
+      </w:r>
+      <w:r>
+        <w:rPr>
+          <w:rFonts w:asciiTheme="minorHAnsi" w:hAnsiTheme="minorHAnsi" w:cstheme="minorHAnsi"/>
+        </w:rPr>
+        <w:t xml:space="preserve"> as the exact same thing. Because of this, Git on Windows usually ignores changes where you only change the capitalization of a file or folder name.</w:t>
+      </w:r>
+    </w:p>
+    <w:p>
+      <w:pPr>
+        <w:pStyle w:val="NormalWeb"/>
+        <w:numPr>
+          <w:ilvl w:val="0"/>
+          <w:numId w:val="17"/>
+        </w:numPr>
+        <w:tabs>
+          <w:tab w:val="clear" w:pos="720"/>
+          <w:tab w:val="num" w:pos="1440"/>
+        </w:tabs>
+        <w:spacing w:before="100" w:beforeAutospacing="1" w:after="100" w:afterAutospacing="1" w:line="240" w:lineRule="auto"/>
+        <w:ind w:left="1440"/>
+        <w:rPr>
+          <w:rFonts w:asciiTheme="minorHAnsi" w:hAnsiTheme="minorHAnsi" w:cstheme="minorHAnsi"/>
+        </w:rPr>
+      </w:pPr>
+      <w:r>
+        <w:rPr>
+          <w:rFonts w:asciiTheme="minorHAnsi" w:hAnsiTheme="minorHAnsi" w:cstheme="minorHAnsi"/>
+          <w:b/>
+          <w:bCs/>
+        </w:rPr>
+        <w:t>The Result:</w:t>
+      </w:r>
+      <w:r>
+        <w:rPr>
+          <w:rFonts w:asciiTheme="minorHAnsi" w:hAnsiTheme="minorHAnsi" w:cstheme="minorHAnsi"/>
+        </w:rPr>
+        <w:t xml:space="preserve"> You rename </w:t>
+      </w:r>
+      <w:r>
+        <w:rPr>
+          <w:rStyle w:val="HTMLCode"/>
+          <w:rFonts w:asciiTheme="minorHAnsi" w:eastAsiaTheme="majorEastAsia" w:hAnsiTheme="minorHAnsi" w:cstheme="minorHAnsi"/>
+        </w:rPr>
+        <w:t>auth</w:t>
+      </w:r>
+      <w:r>
+        <w:rPr>
+          <w:rFonts w:asciiTheme="minorHAnsi" w:hAnsiTheme="minorHAnsi" w:cstheme="minorHAnsi"/>
+        </w:rPr>
+        <w:t xml:space="preserve"> to </w:t>
+      </w:r>
+      <w:r>
+        <w:rPr>
+          <w:rStyle w:val="HTMLCode"/>
+          <w:rFonts w:asciiTheme="minorHAnsi" w:eastAsiaTheme="majorEastAsia" w:hAnsiTheme="minorHAnsi" w:cstheme="minorHAnsi"/>
+        </w:rPr>
+        <w:t>Auth</w:t>
+      </w:r>
+      <w:r>
+        <w:rPr>
+          <w:rFonts w:asciiTheme="minorHAnsi" w:hAnsiTheme="minorHAnsi" w:cstheme="minorHAnsi"/>
+        </w:rPr>
+        <w:t xml:space="preserve"> on your PC, but GitHub still shows the old </w:t>
+      </w:r>
+      <w:r>
+        <w:rPr>
+          <w:rStyle w:val="HTMLCode"/>
+          <w:rFonts w:asciiTheme="minorHAnsi" w:eastAsiaTheme="majorEastAsia" w:hAnsiTheme="minorHAnsi" w:cstheme="minorHAnsi"/>
+        </w:rPr>
+        <w:t>auth</w:t>
+      </w:r>
+      <w:r>
+        <w:rPr>
+          <w:rFonts w:asciiTheme="minorHAnsi" w:hAnsiTheme="minorHAnsi" w:cstheme="minorHAnsi"/>
+        </w:rPr>
+        <w:t xml:space="preserve"> name.</w:t>
+      </w:r>
+    </w:p>
+    <w:p>
+      <w:pPr>
+        <w:pStyle w:val="Heading3"/>
+        <w:tabs>
+          <w:tab w:val="left" w:pos="4398"/>
+        </w:tabs>
+        <w:ind w:left="720"/>
+        <w:rPr>
+          <w:rFonts w:asciiTheme="minorHAnsi" w:hAnsiTheme="minorHAnsi" w:cstheme="minorHAnsi"/>
+          <w:b/>
+          <w:bCs/>
+          <w:u w:val="single"/>
+        </w:rPr>
+      </w:pPr>
+      <w:r>
+        <w:rPr>
+          <w:rFonts w:asciiTheme="minorHAnsi" w:hAnsiTheme="minorHAnsi" w:cstheme="minorHAnsi"/>
+          <w:b/>
+          <w:bCs/>
+          <w:color w:val="auto"/>
+          <w:sz w:val="28"/>
+          <w:szCs w:val="28"/>
+          <w:u w:val="single"/>
+        </w:rPr>
+        <w:t>2. The Solution (The Command)</w:t>
+      </w:r>
+      <w:r>
+        <w:rPr>
+          <w:rFonts w:asciiTheme="minorHAnsi" w:hAnsiTheme="minorHAnsi" w:cstheme="minorHAnsi"/>
+          <w:b/>
+          <w:bCs/>
+          <w:u w:val="single"/>
+        </w:rPr>
+        <w:tab/>
+      </w:r>
+    </w:p>
+    <w:p>
+      <w:pPr>
+        <w:pStyle w:val="NormalWeb"/>
+        <w:ind w:left="720"/>
+        <w:rPr>
+          <w:rFonts w:asciiTheme="minorHAnsi" w:hAnsiTheme="minorHAnsi" w:cstheme="minorHAnsi"/>
+        </w:rPr>
+      </w:pPr>
+      <w:r>
+        <w:rPr>
+          <w:rFonts w:asciiTheme="minorHAnsi" w:hAnsiTheme="minorHAnsi" w:cstheme="minorHAnsi"/>
+        </w:rPr>
+        <w:t xml:space="preserve">When you run this command, you are telling Git: </w:t>
+      </w:r>
+      <w:r>
+        <w:rPr>
+          <w:rFonts w:asciiTheme="minorHAnsi" w:hAnsiTheme="minorHAnsi" w:cstheme="minorHAnsi"/>
+          <w:i/>
+          <w:iCs/>
+        </w:rPr>
+        <w:t xml:space="preserve">"Stop ignoring the case! If I change a small 'a' to a big 'A', I </w:t>
+      </w:r>
+      <w:proofErr w:type="gramStart"/>
+      <w:r>
+        <w:rPr>
+          <w:rFonts w:asciiTheme="minorHAnsi" w:hAnsiTheme="minorHAnsi" w:cstheme="minorHAnsi"/>
+          <w:i/>
+          <w:iCs/>
+        </w:rPr>
+        <w:t>want</w:t>
+      </w:r>
+      <w:proofErr w:type="gramEnd"/>
+      <w:r>
+        <w:rPr>
+          <w:rFonts w:asciiTheme="minorHAnsi" w:hAnsiTheme="minorHAnsi" w:cstheme="minorHAnsi"/>
+          <w:i/>
+          <w:iCs/>
+        </w:rPr>
+        <w:t xml:space="preserve"> you to treat that as a real change."</w:t>
+      </w:r>
+    </w:p>
+    <w:p>
+      <w:pPr>
+        <w:pStyle w:val="Heading3"/>
+        <w:ind w:left="720"/>
+        <w:rPr>
+          <w:rFonts w:asciiTheme="minorHAnsi" w:hAnsiTheme="minorHAnsi" w:cstheme="minorHAnsi"/>
+          <w:b/>
+          <w:bCs/>
+          <w:color w:val="auto"/>
+          <w:sz w:val="28"/>
+          <w:szCs w:val="28"/>
+          <w:u w:val="single"/>
+        </w:rPr>
+      </w:pPr>
+      <w:r>
+        <w:rPr>
+          <w:rFonts w:asciiTheme="minorHAnsi" w:hAnsiTheme="minorHAnsi" w:cstheme="minorHAnsi"/>
+          <w:b/>
+          <w:bCs/>
+          <w:color w:val="auto"/>
+          <w:sz w:val="28"/>
+          <w:szCs w:val="28"/>
+          <w:u w:val="single"/>
+        </w:rPr>
+        <w:t>3. Why it is useful</w:t>
+      </w:r>
+    </w:p>
+    <w:p>
+      <w:pPr>
+        <w:pStyle w:val="NormalWeb"/>
+        <w:numPr>
+          <w:ilvl w:val="0"/>
+          <w:numId w:val="18"/>
+        </w:numPr>
+        <w:tabs>
+          <w:tab w:val="clear" w:pos="720"/>
+          <w:tab w:val="num" w:pos="1440"/>
+        </w:tabs>
+        <w:spacing w:before="100" w:beforeAutospacing="1" w:after="100" w:afterAutospacing="1" w:line="240" w:lineRule="auto"/>
+        <w:ind w:left="1440"/>
+        <w:rPr>
+          <w:rFonts w:asciiTheme="minorHAnsi" w:hAnsiTheme="minorHAnsi" w:cstheme="minorHAnsi"/>
+        </w:rPr>
+      </w:pPr>
+      <w:r>
+        <w:rPr>
+          <w:rFonts w:asciiTheme="minorHAnsi" w:hAnsiTheme="minorHAnsi" w:cstheme="minorHAnsi"/>
+          <w:b/>
+          <w:bCs/>
+        </w:rPr>
+        <w:t>Matches GitHub:</w:t>
+      </w:r>
+      <w:r>
+        <w:rPr>
+          <w:rFonts w:asciiTheme="minorHAnsi" w:hAnsiTheme="minorHAnsi" w:cstheme="minorHAnsi"/>
+        </w:rPr>
+        <w:t xml:space="preserve"> Since GitHub runs on Linux (which is case-sensitive), this setting makes your local PC behave more like the server.</w:t>
+      </w:r>
+    </w:p>
+    <w:p>
+      <w:pPr>
+        <w:pStyle w:val="NormalWeb"/>
+        <w:numPr>
+          <w:ilvl w:val="0"/>
+          <w:numId w:val="18"/>
+        </w:numPr>
+        <w:tabs>
+          <w:tab w:val="clear" w:pos="720"/>
+          <w:tab w:val="num" w:pos="1440"/>
+        </w:tabs>
+        <w:spacing w:before="100" w:beforeAutospacing="1" w:after="100" w:afterAutospacing="1" w:line="240" w:lineRule="auto"/>
+        <w:ind w:left="1440"/>
+        <w:rPr>
+          <w:rFonts w:asciiTheme="minorHAnsi" w:hAnsiTheme="minorHAnsi" w:cstheme="minorHAnsi"/>
+        </w:rPr>
+      </w:pPr>
+      <w:r>
+        <w:rPr>
+          <w:rFonts w:asciiTheme="minorHAnsi" w:hAnsiTheme="minorHAnsi" w:cstheme="minorHAnsi"/>
+          <w:b/>
+          <w:bCs/>
+        </w:rPr>
+        <w:t>Automatic Tracking:</w:t>
+      </w:r>
+      <w:r>
+        <w:rPr>
+          <w:rFonts w:asciiTheme="minorHAnsi" w:hAnsiTheme="minorHAnsi" w:cstheme="minorHAnsi"/>
+        </w:rPr>
+        <w:t xml:space="preserve"> You no longer need to use special "reset" commands or delete files to fix a name change. Git will simply "see" the new name immediately.</w:t>
+      </w:r>
+    </w:p>
+    <w:p>
+      <w:pPr>
+        <w:pStyle w:val="NormalWeb"/>
+        <w:numPr>
+          <w:ilvl w:val="0"/>
+          <w:numId w:val="18"/>
+        </w:numPr>
+        <w:tabs>
+          <w:tab w:val="clear" w:pos="720"/>
+          <w:tab w:val="num" w:pos="1440"/>
+        </w:tabs>
+        <w:spacing w:before="100" w:beforeAutospacing="1" w:after="100" w:afterAutospacing="1" w:line="240" w:lineRule="auto"/>
+        <w:ind w:left="1440"/>
+      </w:pPr>
+      <w:r>
+        <w:rPr>
+          <w:rFonts w:asciiTheme="minorHAnsi" w:hAnsiTheme="minorHAnsi" w:cstheme="minorHAnsi"/>
+          <w:b/>
+          <w:bCs/>
+        </w:rPr>
+        <w:t>One-Time Fix:</w:t>
+      </w:r>
+      <w:r>
+        <w:rPr>
+          <w:rFonts w:asciiTheme="minorHAnsi" w:hAnsiTheme="minorHAnsi" w:cstheme="minorHAnsi"/>
+        </w:rPr>
+        <w:t xml:space="preserve"> Using the </w:t>
+      </w:r>
+      <w:r>
+        <w:rPr>
+          <w:rStyle w:val="HTMLCode"/>
+          <w:rFonts w:asciiTheme="minorHAnsi" w:eastAsiaTheme="majorEastAsia" w:hAnsiTheme="minorHAnsi" w:cstheme="minorHAnsi"/>
+        </w:rPr>
+        <w:t>--global</w:t>
+      </w:r>
+      <w:r>
+        <w:rPr>
+          <w:rFonts w:asciiTheme="minorHAnsi" w:hAnsiTheme="minorHAnsi" w:cstheme="minorHAnsi"/>
+        </w:rPr>
+        <w:t xml:space="preserve"> flag means you only have to type this command </w:t>
+      </w:r>
+      <w:r>
+        <w:rPr>
+          <w:rFonts w:asciiTheme="minorHAnsi" w:hAnsiTheme="minorHAnsi" w:cstheme="minorHAnsi"/>
+          <w:b/>
+          <w:bCs/>
+        </w:rPr>
+        <w:t>once</w:t>
+      </w:r>
+      <w:r>
+        <w:rPr>
+          <w:rFonts w:asciiTheme="minorHAnsi" w:hAnsiTheme="minorHAnsi" w:cstheme="minorHAnsi"/>
+        </w:rPr>
+        <w:t>. It will apply to every coding project you ever work on on this PC</w:t>
+      </w:r>
+      <w:r>
+        <w:t>.</w:t>
+      </w:r>
+    </w:p>
+    <w:p>
+      <w:pPr>
+        <w:pStyle w:val="NormalWeb"/>
+        <w:rPr>
+          <w:rFonts w:asciiTheme="minorHAnsi" w:hAnsiTheme="minorHAnsi" w:cstheme="minorHAnsi"/>
+        </w:rPr>
+      </w:pPr>
+    </w:p>
+    <w:p>
+      <w:pPr>
         <w:rPr>
           <w:rFonts w:cstheme="minorHAnsi"/>
         </w:rPr>
@@ -1975,6 +2399,304 @@
     </w:lvl>
   </w:abstractNum>
   <w:abstractNum w:abstractNumId="2">
+    <w:nsid w:val="10536FDA"/>
+    <w:multiLevelType w:val="multilevel"/>
+    <w:tmpl w:val="824293EA"/>
+    <w:lvl w:ilvl="0">
+      <w:start w:val="1"/>
+      <w:numFmt w:val="bullet"/>
+      <w:lvlText w:val=""/>
+      <w:lvlJc w:val="left"/>
+      <w:pPr>
+        <w:tabs>
+          <w:tab w:val="num" w:pos="720"/>
+        </w:tabs>
+        <w:ind w:left="720" w:hanging="360"/>
+      </w:pPr>
+      <w:rPr>
+        <w:rFonts w:ascii="Symbol" w:hAnsi="Symbol" w:hint="default"/>
+        <w:sz w:val="20"/>
+      </w:rPr>
+    </w:lvl>
+    <w:lvl w:ilvl="1" w:tentative="1">
+      <w:start w:val="1"/>
+      <w:numFmt w:val="bullet"/>
+      <w:lvlText w:val="o"/>
+      <w:lvlJc w:val="left"/>
+      <w:pPr>
+        <w:tabs>
+          <w:tab w:val="num" w:pos="1440"/>
+        </w:tabs>
+        <w:ind w:left="1440" w:hanging="360"/>
+      </w:pPr>
+      <w:rPr>
+        <w:rFonts w:ascii="Courier New" w:hAnsi="Courier New" w:hint="default"/>
+        <w:sz w:val="20"/>
+      </w:rPr>
+    </w:lvl>
+    <w:lvl w:ilvl="2" w:tentative="1">
+      <w:start w:val="1"/>
+      <w:numFmt w:val="bullet"/>
+      <w:lvlText w:val=""/>
+      <w:lvlJc w:val="left"/>
+      <w:pPr>
+        <w:tabs>
+          <w:tab w:val="num" w:pos="2160"/>
+        </w:tabs>
+        <w:ind w:left="2160" w:hanging="360"/>
+      </w:pPr>
+      <w:rPr>
+        <w:rFonts w:ascii="Wingdings" w:hAnsi="Wingdings" w:hint="default"/>
+        <w:sz w:val="20"/>
+      </w:rPr>
+    </w:lvl>
+    <w:lvl w:ilvl="3" w:tentative="1">
+      <w:start w:val="1"/>
+      <w:numFmt w:val="bullet"/>
+      <w:lvlText w:val=""/>
+      <w:lvlJc w:val="left"/>
+      <w:pPr>
+        <w:tabs>
+          <w:tab w:val="num" w:pos="2880"/>
+        </w:tabs>
+        <w:ind w:left="2880" w:hanging="360"/>
+      </w:pPr>
+      <w:rPr>
+        <w:rFonts w:ascii="Wingdings" w:hAnsi="Wingdings" w:hint="default"/>
+        <w:sz w:val="20"/>
+      </w:rPr>
+    </w:lvl>
+    <w:lvl w:ilvl="4" w:tentative="1">
+      <w:start w:val="1"/>
+      <w:numFmt w:val="bullet"/>
+      <w:lvlText w:val=""/>
+      <w:lvlJc w:val="left"/>
+      <w:pPr>
+        <w:tabs>
+          <w:tab w:val="num" w:pos="3600"/>
+        </w:tabs>
+        <w:ind w:left="3600" w:hanging="360"/>
+      </w:pPr>
+      <w:rPr>
+        <w:rFonts w:ascii="Wingdings" w:hAnsi="Wingdings" w:hint="default"/>
+        <w:sz w:val="20"/>
+      </w:rPr>
+    </w:lvl>
+    <w:lvl w:ilvl="5" w:tentative="1">
+      <w:start w:val="1"/>
+      <w:numFmt w:val="bullet"/>
+      <w:lvlText w:val=""/>
+      <w:lvlJc w:val="left"/>
+      <w:pPr>
+        <w:tabs>
+          <w:tab w:val="num" w:pos="4320"/>
+        </w:tabs>
+        <w:ind w:left="4320" w:hanging="360"/>
+      </w:pPr>
+      <w:rPr>
+        <w:rFonts w:ascii="Wingdings" w:hAnsi="Wingdings" w:hint="default"/>
+        <w:sz w:val="20"/>
+      </w:rPr>
+    </w:lvl>
+    <w:lvl w:ilvl="6" w:tentative="1">
+      <w:start w:val="1"/>
+      <w:numFmt w:val="bullet"/>
+      <w:lvlText w:val=""/>
+      <w:lvlJc w:val="left"/>
+      <w:pPr>
+        <w:tabs>
+          <w:tab w:val="num" w:pos="5040"/>
+        </w:tabs>
+        <w:ind w:left="5040" w:hanging="360"/>
+      </w:pPr>
+      <w:rPr>
+        <w:rFonts w:ascii="Wingdings" w:hAnsi="Wingdings" w:hint="default"/>
+        <w:sz w:val="20"/>
+      </w:rPr>
+    </w:lvl>
+    <w:lvl w:ilvl="7" w:tentative="1">
+      <w:start w:val="1"/>
+      <w:numFmt w:val="bullet"/>
+      <w:lvlText w:val=""/>
+      <w:lvlJc w:val="left"/>
+      <w:pPr>
+        <w:tabs>
+          <w:tab w:val="num" w:pos="5760"/>
+        </w:tabs>
+        <w:ind w:left="5760" w:hanging="360"/>
+      </w:pPr>
+      <w:rPr>
+        <w:rFonts w:ascii="Wingdings" w:hAnsi="Wingdings" w:hint="default"/>
+        <w:sz w:val="20"/>
+      </w:rPr>
+    </w:lvl>
+    <w:lvl w:ilvl="8" w:tentative="1">
+      <w:start w:val="1"/>
+      <w:numFmt w:val="bullet"/>
+      <w:lvlText w:val=""/>
+      <w:lvlJc w:val="left"/>
+      <w:pPr>
+        <w:tabs>
+          <w:tab w:val="num" w:pos="6480"/>
+        </w:tabs>
+        <w:ind w:left="6480" w:hanging="360"/>
+      </w:pPr>
+      <w:rPr>
+        <w:rFonts w:ascii="Wingdings" w:hAnsi="Wingdings" w:hint="default"/>
+        <w:sz w:val="20"/>
+      </w:rPr>
+    </w:lvl>
+  </w:abstractNum>
+  <w:abstractNum w:abstractNumId="3">
+    <w:nsid w:val="17F241BA"/>
+    <w:multiLevelType w:val="multilevel"/>
+    <w:tmpl w:val="9D900960"/>
+    <w:lvl w:ilvl="0">
+      <w:start w:val="1"/>
+      <w:numFmt w:val="bullet"/>
+      <w:lvlText w:val=""/>
+      <w:lvlJc w:val="left"/>
+      <w:pPr>
+        <w:tabs>
+          <w:tab w:val="num" w:pos="720"/>
+        </w:tabs>
+        <w:ind w:left="720" w:hanging="360"/>
+      </w:pPr>
+      <w:rPr>
+        <w:rFonts w:ascii="Symbol" w:hAnsi="Symbol" w:hint="default"/>
+        <w:sz w:val="20"/>
+      </w:rPr>
+    </w:lvl>
+    <w:lvl w:ilvl="1" w:tentative="1">
+      <w:start w:val="1"/>
+      <w:numFmt w:val="bullet"/>
+      <w:lvlText w:val="o"/>
+      <w:lvlJc w:val="left"/>
+      <w:pPr>
+        <w:tabs>
+          <w:tab w:val="num" w:pos="1440"/>
+        </w:tabs>
+        <w:ind w:left="1440" w:hanging="360"/>
+      </w:pPr>
+      <w:rPr>
+        <w:rFonts w:ascii="Courier New" w:hAnsi="Courier New" w:hint="default"/>
+        <w:sz w:val="20"/>
+      </w:rPr>
+    </w:lvl>
+    <w:lvl w:ilvl="2" w:tentative="1">
+      <w:start w:val="1"/>
+      <w:numFmt w:val="bullet"/>
+      <w:lvlText w:val=""/>
+      <w:lvlJc w:val="left"/>
+      <w:pPr>
+        <w:tabs>
+          <w:tab w:val="num" w:pos="2160"/>
+        </w:tabs>
+        <w:ind w:left="2160" w:hanging="360"/>
+      </w:pPr>
+      <w:rPr>
+        <w:rFonts w:ascii="Wingdings" w:hAnsi="Wingdings" w:hint="default"/>
+        <w:sz w:val="20"/>
+      </w:rPr>
+    </w:lvl>
+    <w:lvl w:ilvl="3" w:tentative="1">
+      <w:start w:val="1"/>
+      <w:numFmt w:val="bullet"/>
+      <w:lvlText w:val=""/>
+      <w:lvlJc w:val="left"/>
+      <w:pPr>
+        <w:tabs>
+          <w:tab w:val="num" w:pos="2880"/>
+        </w:tabs>
+        <w:ind w:left="2880" w:hanging="360"/>
+      </w:pPr>
+      <w:rPr>
+        <w:rFonts w:ascii="Wingdings" w:hAnsi="Wingdings" w:hint="default"/>
+        <w:sz w:val="20"/>
+      </w:rPr>
+    </w:lvl>
+    <w:lvl w:ilvl="4" w:tentative="1">
+      <w:start w:val="1"/>
+      <w:numFmt w:val="bullet"/>
+      <w:lvlText w:val=""/>
+      <w:lvlJc w:val="left"/>
+      <w:pPr>
+        <w:tabs>
+          <w:tab w:val="num" w:pos="3600"/>
+        </w:tabs>
+        <w:ind w:left="3600" w:hanging="360"/>
+      </w:pPr>
+      <w:rPr>
+        <w:rFonts w:ascii="Wingdings" w:hAnsi="Wingdings" w:hint="default"/>
+        <w:sz w:val="20"/>
+      </w:rPr>
+    </w:lvl>
+    <w:lvl w:ilvl="5" w:tentative="1">
+      <w:start w:val="1"/>
+      <w:numFmt w:val="bullet"/>
+      <w:lvlText w:val=""/>
+      <w:lvlJc w:val="left"/>
+      <w:pPr>
+        <w:tabs>
+          <w:tab w:val="num" w:pos="4320"/>
+        </w:tabs>
+        <w:ind w:left="4320" w:hanging="360"/>
+      </w:pPr>
+      <w:rPr>
+        <w:rFonts w:ascii="Wingdings" w:hAnsi="Wingdings" w:hint="default"/>
+        <w:sz w:val="20"/>
+      </w:rPr>
+    </w:lvl>
+    <w:lvl w:ilvl="6" w:tentative="1">
+      <w:start w:val="1"/>
+      <w:numFmt w:val="bullet"/>
+      <w:lvlText w:val=""/>
+      <w:lvlJc w:val="left"/>
+      <w:pPr>
+        <w:tabs>
+          <w:tab w:val="num" w:pos="5040"/>
+        </w:tabs>
+        <w:ind w:left="5040" w:hanging="360"/>
+      </w:pPr>
+      <w:rPr>
+        <w:rFonts w:ascii="Wingdings" w:hAnsi="Wingdings" w:hint="default"/>
+        <w:sz w:val="20"/>
+      </w:rPr>
+    </w:lvl>
+    <w:lvl w:ilvl="7" w:tentative="1">
+      <w:start w:val="1"/>
+      <w:numFmt w:val="bullet"/>
+      <w:lvlText w:val=""/>
+      <w:lvlJc w:val="left"/>
+      <w:pPr>
+        <w:tabs>
+          <w:tab w:val="num" w:pos="5760"/>
+        </w:tabs>
+        <w:ind w:left="5760" w:hanging="360"/>
+      </w:pPr>
+      <w:rPr>
+        <w:rFonts w:ascii="Wingdings" w:hAnsi="Wingdings" w:hint="default"/>
+        <w:sz w:val="20"/>
+      </w:rPr>
+    </w:lvl>
+    <w:lvl w:ilvl="8" w:tentative="1">
+      <w:start w:val="1"/>
+      <w:numFmt w:val="bullet"/>
+      <w:lvlText w:val=""/>
+      <w:lvlJc w:val="left"/>
+      <w:pPr>
+        <w:tabs>
+          <w:tab w:val="num" w:pos="6480"/>
+        </w:tabs>
+        <w:ind w:left="6480" w:hanging="360"/>
+      </w:pPr>
+      <w:rPr>
+        <w:rFonts w:ascii="Wingdings" w:hAnsi="Wingdings" w:hint="default"/>
+        <w:sz w:val="20"/>
+      </w:rPr>
+    </w:lvl>
+  </w:abstractNum>
+  <w:abstractNum w:abstractNumId="4">
     <w:nsid w:val="187A30C0"/>
     <w:multiLevelType w:val="multilevel"/>
     <w:tmpl w:val="086EA7A8"/>
@@ -2087,7 +2809,7 @@
       </w:pPr>
     </w:lvl>
   </w:abstractNum>
-  <w:abstractNum w:abstractNumId="3">
+  <w:abstractNum w:abstractNumId="5">
     <w:nsid w:val="3068471F"/>
     <w:multiLevelType w:val="multilevel"/>
     <w:tmpl w:val="5DB2F354"/>
@@ -2236,7 +2958,7 @@
       </w:rPr>
     </w:lvl>
   </w:abstractNum>
-  <w:abstractNum w:abstractNumId="4">
+  <w:abstractNum w:abstractNumId="6">
     <w:nsid w:val="309C0234"/>
     <w:multiLevelType w:val="multilevel"/>
     <w:tmpl w:val="7A7A3F04"/>
@@ -2385,7 +3107,7 @@
       </w:rPr>
     </w:lvl>
   </w:abstractNum>
-  <w:abstractNum w:abstractNumId="5">
+  <w:abstractNum w:abstractNumId="7">
     <w:nsid w:val="33D41969"/>
     <w:multiLevelType w:val="multilevel"/>
     <w:tmpl w:val="1EBA4A88"/>
@@ -2534,7 +3256,7 @@
       </w:rPr>
     </w:lvl>
   </w:abstractNum>
-  <w:abstractNum w:abstractNumId="6">
+  <w:abstractNum w:abstractNumId="8">
     <w:nsid w:val="3550046A"/>
     <w:multiLevelType w:val="multilevel"/>
     <w:tmpl w:val="FDA65466"/>
@@ -2683,7 +3405,7 @@
       </w:rPr>
     </w:lvl>
   </w:abstractNum>
-  <w:abstractNum w:abstractNumId="7">
+  <w:abstractNum w:abstractNumId="9">
     <w:nsid w:val="4C56365B"/>
     <w:multiLevelType w:val="multilevel"/>
     <w:tmpl w:val="D99E3042"/>
@@ -2828,7 +3550,7 @@
       </w:rPr>
     </w:lvl>
   </w:abstractNum>
-  <w:abstractNum w:abstractNumId="8">
+  <w:abstractNum w:abstractNumId="10">
     <w:nsid w:val="4E2109C2"/>
     <w:multiLevelType w:val="multilevel"/>
     <w:tmpl w:val="F01285EA"/>
@@ -2977,7 +3699,7 @@
       </w:rPr>
     </w:lvl>
   </w:abstractNum>
-  <w:abstractNum w:abstractNumId="9">
+  <w:abstractNum w:abstractNumId="11">
     <w:nsid w:val="51AC7A2A"/>
     <w:multiLevelType w:val="multilevel"/>
     <w:tmpl w:val="E4C8914A"/>
@@ -3126,7 +3848,7 @@
       </w:rPr>
     </w:lvl>
   </w:abstractNum>
-  <w:abstractNum w:abstractNumId="10">
+  <w:abstractNum w:abstractNumId="12">
     <w:nsid w:val="54C3044B"/>
     <w:multiLevelType w:val="multilevel"/>
     <w:tmpl w:val="A4303242"/>
@@ -3275,7 +3997,7 @@
       </w:rPr>
     </w:lvl>
   </w:abstractNum>
-  <w:abstractNum w:abstractNumId="11">
+  <w:abstractNum w:abstractNumId="13">
     <w:nsid w:val="68DE68B6"/>
     <w:multiLevelType w:val="multilevel"/>
     <w:tmpl w:val="D84ED048"/>
@@ -3424,7 +4146,7 @@
       </w:rPr>
     </w:lvl>
   </w:abstractNum>
-  <w:abstractNum w:abstractNumId="12">
+  <w:abstractNum w:abstractNumId="14">
     <w:nsid w:val="6B846EB9"/>
     <w:multiLevelType w:val="multilevel"/>
     <w:tmpl w:val="FAD69F80"/>
@@ -3573,7 +4295,7 @@
       </w:rPr>
     </w:lvl>
   </w:abstractNum>
-  <w:abstractNum w:abstractNumId="13">
+  <w:abstractNum w:abstractNumId="15">
     <w:nsid w:val="74A3573E"/>
     <w:multiLevelType w:val="hybridMultilevel"/>
     <w:tmpl w:val="49886D2E"/>
@@ -3662,7 +4384,7 @@
       </w:pPr>
     </w:lvl>
   </w:abstractNum>
-  <w:abstractNum w:abstractNumId="14">
+  <w:abstractNum w:abstractNumId="16">
     <w:nsid w:val="792839EB"/>
     <w:multiLevelType w:val="multilevel"/>
     <w:tmpl w:val="66846806"/>
@@ -3811,7 +4533,7 @@
       </w:rPr>
     </w:lvl>
   </w:abstractNum>
-  <w:abstractNum w:abstractNumId="15">
+  <w:abstractNum w:abstractNumId="17">
     <w:nsid w:val="7F232EFC"/>
     <w:multiLevelType w:val="multilevel"/>
     <w:tmpl w:val="46EAE8D0"/>
@@ -3961,52 +4683,58 @@
     </w:lvl>
   </w:abstractNum>
   <w:num w:numId="1">
-    <w:abstractNumId w:val="13"/>
+    <w:abstractNumId w:val="15"/>
   </w:num>
   <w:num w:numId="2">
-    <w:abstractNumId w:val="6"/>
+    <w:abstractNumId w:val="8"/>
   </w:num>
   <w:num w:numId="3">
-    <w:abstractNumId w:val="7"/>
+    <w:abstractNumId w:val="9"/>
   </w:num>
   <w:num w:numId="4">
     <w:abstractNumId w:val="1"/>
   </w:num>
   <w:num w:numId="5">
-    <w:abstractNumId w:val="14"/>
+    <w:abstractNumId w:val="16"/>
   </w:num>
   <w:num w:numId="6">
-    <w:abstractNumId w:val="10"/>
+    <w:abstractNumId w:val="12"/>
   </w:num>
   <w:num w:numId="7">
-    <w:abstractNumId w:val="4"/>
+    <w:abstractNumId w:val="6"/>
   </w:num>
   <w:num w:numId="8">
     <w:abstractNumId w:val="0"/>
   </w:num>
   <w:num w:numId="9">
+    <w:abstractNumId w:val="7"/>
+  </w:num>
+  <w:num w:numId="10">
+    <w:abstractNumId w:val="10"/>
+  </w:num>
+  <w:num w:numId="11">
+    <w:abstractNumId w:val="13"/>
+  </w:num>
+  <w:num w:numId="12">
+    <w:abstractNumId w:val="17"/>
+  </w:num>
+  <w:num w:numId="13">
+    <w:abstractNumId w:val="4"/>
+  </w:num>
+  <w:num w:numId="14">
+    <w:abstractNumId w:val="14"/>
+  </w:num>
+  <w:num w:numId="15">
     <w:abstractNumId w:val="5"/>
   </w:num>
-  <w:num w:numId="10">
-    <w:abstractNumId w:val="8"/>
-  </w:num>
-  <w:num w:numId="11">
+  <w:num w:numId="16">
     <w:abstractNumId w:val="11"/>
   </w:num>
-  <w:num w:numId="12">
-    <w:abstractNumId w:val="15"/>
-  </w:num>
-  <w:num w:numId="13">
-    <w:abstractNumId w:val="2"/>
-  </w:num>
-  <w:num w:numId="14">
-    <w:abstractNumId w:val="12"/>
-  </w:num>
-  <w:num w:numId="15">
+  <w:num w:numId="17">
     <w:abstractNumId w:val="3"/>
   </w:num>
-  <w:num w:numId="16">
-    <w:abstractNumId w:val="9"/>
+  <w:num w:numId="18">
+    <w:abstractNumId w:val="2"/>
   </w:num>
 </w:numbering>
 </file>

--- a/Git Commands Learning.docx
+++ b/Git Commands Learning.docx
@@ -490,6 +490,7 @@
         </w:rPr>
         <w:t xml:space="preserve">Step 3: </w:t>
       </w:r>
+      <w:proofErr w:type="spellStart"/>
       <w:r>
         <w:rPr>
           <w:rStyle w:val="HTMLCode"/>
@@ -501,10 +502,9 @@
           <w:szCs w:val="22"/>
           <w:u w:val="single"/>
         </w:rPr>
-        <w:t>git clean -</w:t>
-      </w:r>
-      <w:proofErr w:type="spellStart"/>
-      <w:proofErr w:type="gramStart"/>
+        <w:t>git</w:t>
+      </w:r>
+      <w:proofErr w:type="spellEnd"/>
       <w:r>
         <w:rPr>
           <w:rStyle w:val="HTMLCode"/>
@@ -516,288 +516,9 @@
           <w:szCs w:val="22"/>
           <w:u w:val="single"/>
         </w:rPr>
-        <w:t>fd</w:t>
-      </w:r>
-      <w:proofErr w:type="spellEnd"/>
-      <w:proofErr w:type="gramEnd"/>
-    </w:p>
-    <w:p>
-      <w:pPr>
-        <w:pStyle w:val="NormalWeb"/>
-        <w:numPr>
-          <w:ilvl w:val="0"/>
-          <w:numId w:val="11"/>
-        </w:numPr>
-        <w:spacing w:before="100" w:beforeAutospacing="1" w:after="100" w:afterAutospacing="1" w:line="240" w:lineRule="auto"/>
-        <w:rPr>
-          <w:rFonts w:asciiTheme="minorHAnsi" w:hAnsiTheme="minorHAnsi" w:cstheme="minorHAnsi"/>
-        </w:rPr>
-      </w:pPr>
-      <w:r>
-        <w:rPr>
-          <w:rFonts w:asciiTheme="minorHAnsi" w:hAnsiTheme="minorHAnsi" w:cstheme="minorHAnsi"/>
-          <w:b/>
-          <w:bCs/>
-        </w:rPr>
-        <w:t>The Concept:</w:t>
-      </w:r>
-      <w:r>
-        <w:rPr>
-          <w:rFonts w:asciiTheme="minorHAnsi" w:hAnsiTheme="minorHAnsi" w:cstheme="minorHAnsi"/>
-        </w:rPr>
-        <w:t xml:space="preserve"> The "Janitor" command.</w:t>
-      </w:r>
-    </w:p>
-    <w:p>
-      <w:pPr>
-        <w:pStyle w:val="NormalWeb"/>
-        <w:numPr>
-          <w:ilvl w:val="0"/>
-          <w:numId w:val="11"/>
-        </w:numPr>
-        <w:spacing w:before="100" w:beforeAutospacing="1" w:after="100" w:afterAutospacing="1" w:line="240" w:lineRule="auto"/>
-        <w:rPr>
-          <w:rFonts w:asciiTheme="minorHAnsi" w:hAnsiTheme="minorHAnsi" w:cstheme="minorHAnsi"/>
-        </w:rPr>
-      </w:pPr>
-      <w:r>
-        <w:rPr>
-          <w:rFonts w:asciiTheme="minorHAnsi" w:hAnsiTheme="minorHAnsi" w:cstheme="minorHAnsi"/>
-          <w:b/>
-          <w:bCs/>
-        </w:rPr>
-        <w:t>What it does:</w:t>
-      </w:r>
-      <w:r>
-        <w:rPr>
-          <w:rFonts w:asciiTheme="minorHAnsi" w:hAnsiTheme="minorHAnsi" w:cstheme="minorHAnsi"/>
-        </w:rPr>
-        <w:t xml:space="preserve"> Removes "Untracked" files (files Git doesn't know about or that aren't in the repository).</w:t>
-      </w:r>
-    </w:p>
-    <w:p>
-      <w:pPr>
-        <w:pStyle w:val="NormalWeb"/>
-        <w:numPr>
-          <w:ilvl w:val="1"/>
-          <w:numId w:val="11"/>
-        </w:numPr>
-        <w:spacing w:before="100" w:beforeAutospacing="1" w:after="100" w:afterAutospacing="1" w:line="240" w:lineRule="auto"/>
-        <w:rPr>
-          <w:rFonts w:asciiTheme="minorHAnsi" w:hAnsiTheme="minorHAnsi" w:cstheme="minorHAnsi"/>
-        </w:rPr>
-      </w:pPr>
-      <w:r>
-        <w:rPr>
-          <w:rStyle w:val="HTMLCode"/>
-          <w:rFonts w:asciiTheme="minorHAnsi" w:eastAsiaTheme="majorEastAsia" w:hAnsiTheme="minorHAnsi" w:cstheme="minorHAnsi"/>
-        </w:rPr>
-        <w:t>-f</w:t>
-      </w:r>
-      <w:r>
-        <w:rPr>
-          <w:rFonts w:asciiTheme="minorHAnsi" w:hAnsiTheme="minorHAnsi" w:cstheme="minorHAnsi"/>
-        </w:rPr>
-        <w:t xml:space="preserve"> (force): Deletes extra files (like random </w:t>
-      </w:r>
-      <w:r>
-        <w:rPr>
-          <w:rStyle w:val="HTMLCode"/>
-          <w:rFonts w:asciiTheme="minorHAnsi" w:eastAsiaTheme="majorEastAsia" w:hAnsiTheme="minorHAnsi" w:cstheme="minorHAnsi"/>
-        </w:rPr>
-        <w:t>.docx</w:t>
-      </w:r>
-      <w:r>
-        <w:rPr>
-          <w:rFonts w:asciiTheme="minorHAnsi" w:hAnsiTheme="minorHAnsi" w:cstheme="minorHAnsi"/>
-        </w:rPr>
-        <w:t xml:space="preserve"> or log files).</w:t>
-      </w:r>
-    </w:p>
-    <w:p>
-      <w:pPr>
-        <w:pStyle w:val="NormalWeb"/>
-        <w:numPr>
-          <w:ilvl w:val="1"/>
-          <w:numId w:val="11"/>
-        </w:numPr>
-        <w:spacing w:before="100" w:beforeAutospacing="1" w:after="100" w:afterAutospacing="1" w:line="240" w:lineRule="auto"/>
-        <w:rPr>
-          <w:rFonts w:asciiTheme="minorHAnsi" w:hAnsiTheme="minorHAnsi" w:cstheme="minorHAnsi"/>
-        </w:rPr>
-      </w:pPr>
-      <w:r>
-        <w:rPr>
-          <w:rStyle w:val="HTMLCode"/>
-          <w:rFonts w:asciiTheme="minorHAnsi" w:eastAsiaTheme="majorEastAsia" w:hAnsiTheme="minorHAnsi" w:cstheme="minorHAnsi"/>
-        </w:rPr>
-        <w:t>-d</w:t>
-      </w:r>
-      <w:r>
-        <w:rPr>
-          <w:rFonts w:asciiTheme="minorHAnsi" w:hAnsiTheme="minorHAnsi" w:cstheme="minorHAnsi"/>
-        </w:rPr>
-        <w:t xml:space="preserve"> (directory): Deletes entire folders that aren't supposed to be there.</w:t>
-      </w:r>
-    </w:p>
-    <w:p>
-      <w:pPr>
-        <w:pStyle w:val="NormalWeb"/>
-        <w:numPr>
-          <w:ilvl w:val="0"/>
-          <w:numId w:val="11"/>
-        </w:numPr>
-        <w:spacing w:before="100" w:beforeAutospacing="1" w:after="100" w:afterAutospacing="1" w:line="240" w:lineRule="auto"/>
-        <w:rPr>
-          <w:rFonts w:asciiTheme="minorHAnsi" w:hAnsiTheme="minorHAnsi" w:cstheme="minorHAnsi"/>
-        </w:rPr>
-      </w:pPr>
-      <w:r>
-        <w:rPr>
-          <w:rFonts w:asciiTheme="minorHAnsi" w:hAnsiTheme="minorHAnsi" w:cstheme="minorHAnsi"/>
-          <w:b/>
-          <w:bCs/>
-        </w:rPr>
-        <w:t>Example:</w:t>
-      </w:r>
-      <w:r>
-        <w:rPr>
-          <w:rFonts w:asciiTheme="minorHAnsi" w:hAnsiTheme="minorHAnsi" w:cstheme="minorHAnsi"/>
-        </w:rPr>
-        <w:t xml:space="preserve"> After a reset, you still have some old "New Folder" or "test.py" files lying around; this wipes them out.</w:t>
-      </w:r>
-    </w:p>
-    <w:p>
-      <w:pPr>
-        <w:rPr>
-          <w:rFonts w:cstheme="minorHAnsi"/>
-        </w:rPr>
-      </w:pPr>
-      <w:r>
-        <w:rPr>
-          <w:rFonts w:cstheme="minorHAnsi"/>
-        </w:rPr>
-        <w:pict w14:anchorId="3B5674A5">
-          <v:rect id="_x0000_i1026" style="width:0;height:1.5pt" o:hralign="center" o:hrstd="t" o:hr="t" fillcolor="#a0a0a0" stroked="f"/>
-        </w:pict>
-      </w:r>
-    </w:p>
-    <w:p>
-      <w:pPr>
-        <w:pStyle w:val="Heading3"/>
-        <w:rPr>
-          <w:rFonts w:asciiTheme="minorHAnsi" w:hAnsiTheme="minorHAnsi" w:cstheme="minorHAnsi"/>
-          <w:b/>
-          <w:bCs/>
-          <w:color w:val="auto"/>
-          <w:sz w:val="28"/>
-          <w:szCs w:val="28"/>
-          <w:u w:val="single"/>
-        </w:rPr>
-      </w:pPr>
-      <w:r>
-        <w:rPr>
-          <w:rFonts w:asciiTheme="minorHAnsi" w:hAnsiTheme="minorHAnsi" w:cstheme="minorHAnsi"/>
-          <w:b/>
-          <w:bCs/>
-          <w:color w:val="auto"/>
-          <w:sz w:val="28"/>
-          <w:szCs w:val="28"/>
-          <w:u w:val="single"/>
-        </w:rPr>
-        <w:t xml:space="preserve">2. </w:t>
-      </w:r>
-      <w:r>
-        <w:rPr>
-          <w:rFonts w:asciiTheme="minorHAnsi" w:hAnsiTheme="minorHAnsi" w:cstheme="minorHAnsi"/>
-          <w:b/>
-          <w:bCs/>
-          <w:color w:val="auto"/>
-          <w:sz w:val="32"/>
-          <w:szCs w:val="32"/>
-          <w:u w:val="single"/>
-        </w:rPr>
-        <w:t>Managing</w:t>
-      </w:r>
-      <w:r>
-        <w:rPr>
-          <w:rFonts w:asciiTheme="minorHAnsi" w:hAnsiTheme="minorHAnsi" w:cstheme="minorHAnsi"/>
-          <w:b/>
-          <w:bCs/>
-          <w:color w:val="auto"/>
-          <w:sz w:val="28"/>
-          <w:szCs w:val="28"/>
-          <w:u w:val="single"/>
-        </w:rPr>
-        <w:t xml:space="preserve"> the Git Index (Memory Reset)</w:t>
-      </w:r>
-    </w:p>
-    <w:p>
-      <w:pPr>
-        <w:pStyle w:val="NormalWeb"/>
-        <w:rPr>
-          <w:rFonts w:asciiTheme="minorHAnsi" w:hAnsiTheme="minorHAnsi" w:cstheme="minorHAnsi"/>
-        </w:rPr>
-      </w:pPr>
-      <w:r>
-        <w:rPr>
-          <w:rFonts w:asciiTheme="minorHAnsi" w:hAnsiTheme="minorHAnsi" w:cstheme="minorHAnsi"/>
-        </w:rPr>
-        <w:t xml:space="preserve">If your folder names are wrong on GitHub (e.g., </w:t>
-      </w:r>
-      <w:r>
-        <w:rPr>
-          <w:rStyle w:val="HTMLCode"/>
-          <w:rFonts w:asciiTheme="minorHAnsi" w:eastAsiaTheme="majorEastAsia" w:hAnsiTheme="minorHAnsi" w:cstheme="minorHAnsi"/>
-        </w:rPr>
-        <w:t>app</w:t>
-      </w:r>
-      <w:r>
-        <w:rPr>
-          <w:rFonts w:asciiTheme="minorHAnsi" w:hAnsiTheme="minorHAnsi" w:cstheme="minorHAnsi"/>
-        </w:rPr>
-        <w:t xml:space="preserve"> vs </w:t>
-      </w:r>
-      <w:r>
-        <w:rPr>
-          <w:rStyle w:val="HTMLCode"/>
-          <w:rFonts w:asciiTheme="minorHAnsi" w:eastAsiaTheme="majorEastAsia" w:hAnsiTheme="minorHAnsi" w:cstheme="minorHAnsi"/>
-        </w:rPr>
-        <w:t>App</w:t>
-      </w:r>
-      <w:r>
-        <w:rPr>
-          <w:rFonts w:asciiTheme="minorHAnsi" w:hAnsiTheme="minorHAnsi" w:cstheme="minorHAnsi"/>
-        </w:rPr>
-        <w:t xml:space="preserve">) or your </w:t>
-      </w:r>
-      <w:r>
-        <w:rPr>
-          <w:rStyle w:val="HTMLCode"/>
-          <w:rFonts w:asciiTheme="minorHAnsi" w:eastAsiaTheme="majorEastAsia" w:hAnsiTheme="minorHAnsi" w:cstheme="minorHAnsi"/>
-        </w:rPr>
-        <w:t>.gitignore</w:t>
-      </w:r>
-      <w:r>
-        <w:rPr>
-          <w:rFonts w:asciiTheme="minorHAnsi" w:hAnsiTheme="minorHAnsi" w:cstheme="minorHAnsi"/>
-        </w:rPr>
-        <w:t xml:space="preserve"> isn't working, use:</w:t>
-      </w:r>
-    </w:p>
-    <w:p>
-      <w:pPr>
-        <w:pStyle w:val="Heading3"/>
-        <w:rPr>
-          <w:rFonts w:asciiTheme="minorHAnsi" w:hAnsiTheme="minorHAnsi" w:cstheme="minorHAnsi"/>
-          <w:b/>
-          <w:bCs/>
-          <w:color w:val="auto"/>
-          <w:sz w:val="28"/>
-          <w:szCs w:val="28"/>
-          <w:u w:val="single"/>
-        </w:rPr>
-      </w:pPr>
+        <w:t xml:space="preserve"> clean -</w:t>
+      </w:r>
+      <w:proofErr w:type="spellStart"/>
       <w:proofErr w:type="gramStart"/>
       <w:r>
         <w:rPr>
@@ -810,9 +531,289 @@
           <w:szCs w:val="22"/>
           <w:u w:val="single"/>
         </w:rPr>
-        <w:t>git</w:t>
-      </w:r>
+        <w:t>fd</w:t>
+      </w:r>
+      <w:proofErr w:type="spellEnd"/>
       <w:proofErr w:type="gramEnd"/>
+    </w:p>
+    <w:p>
+      <w:pPr>
+        <w:pStyle w:val="NormalWeb"/>
+        <w:numPr>
+          <w:ilvl w:val="0"/>
+          <w:numId w:val="11"/>
+        </w:numPr>
+        <w:spacing w:before="100" w:beforeAutospacing="1" w:after="100" w:afterAutospacing="1" w:line="240" w:lineRule="auto"/>
+        <w:rPr>
+          <w:rFonts w:asciiTheme="minorHAnsi" w:hAnsiTheme="minorHAnsi" w:cstheme="minorHAnsi"/>
+        </w:rPr>
+      </w:pPr>
+      <w:r>
+        <w:rPr>
+          <w:rFonts w:asciiTheme="minorHAnsi" w:hAnsiTheme="minorHAnsi" w:cstheme="minorHAnsi"/>
+          <w:b/>
+          <w:bCs/>
+        </w:rPr>
+        <w:t>The Concept:</w:t>
+      </w:r>
+      <w:r>
+        <w:rPr>
+          <w:rFonts w:asciiTheme="minorHAnsi" w:hAnsiTheme="minorHAnsi" w:cstheme="minorHAnsi"/>
+        </w:rPr>
+        <w:t xml:space="preserve"> The "Janitor" command.</w:t>
+      </w:r>
+    </w:p>
+    <w:p>
+      <w:pPr>
+        <w:pStyle w:val="NormalWeb"/>
+        <w:numPr>
+          <w:ilvl w:val="0"/>
+          <w:numId w:val="11"/>
+        </w:numPr>
+        <w:spacing w:before="100" w:beforeAutospacing="1" w:after="100" w:afterAutospacing="1" w:line="240" w:lineRule="auto"/>
+        <w:rPr>
+          <w:rFonts w:asciiTheme="minorHAnsi" w:hAnsiTheme="minorHAnsi" w:cstheme="minorHAnsi"/>
+        </w:rPr>
+      </w:pPr>
+      <w:r>
+        <w:rPr>
+          <w:rFonts w:asciiTheme="minorHAnsi" w:hAnsiTheme="minorHAnsi" w:cstheme="minorHAnsi"/>
+          <w:b/>
+          <w:bCs/>
+        </w:rPr>
+        <w:t>What it does:</w:t>
+      </w:r>
+      <w:r>
+        <w:rPr>
+          <w:rFonts w:asciiTheme="minorHAnsi" w:hAnsiTheme="minorHAnsi" w:cstheme="minorHAnsi"/>
+        </w:rPr>
+        <w:t xml:space="preserve"> Removes "Untracked" files (files Git doesn't know about or that aren't in the repository).</w:t>
+      </w:r>
+    </w:p>
+    <w:p>
+      <w:pPr>
+        <w:pStyle w:val="NormalWeb"/>
+        <w:numPr>
+          <w:ilvl w:val="1"/>
+          <w:numId w:val="11"/>
+        </w:numPr>
+        <w:spacing w:before="100" w:beforeAutospacing="1" w:after="100" w:afterAutospacing="1" w:line="240" w:lineRule="auto"/>
+        <w:rPr>
+          <w:rFonts w:asciiTheme="minorHAnsi" w:hAnsiTheme="minorHAnsi" w:cstheme="minorHAnsi"/>
+        </w:rPr>
+      </w:pPr>
+      <w:r>
+        <w:rPr>
+          <w:rStyle w:val="HTMLCode"/>
+          <w:rFonts w:asciiTheme="minorHAnsi" w:eastAsiaTheme="majorEastAsia" w:hAnsiTheme="minorHAnsi" w:cstheme="minorHAnsi"/>
+        </w:rPr>
+        <w:t>-f</w:t>
+      </w:r>
+      <w:r>
+        <w:rPr>
+          <w:rFonts w:asciiTheme="minorHAnsi" w:hAnsiTheme="minorHAnsi" w:cstheme="minorHAnsi"/>
+        </w:rPr>
+        <w:t xml:space="preserve"> (force): Deletes extra files (like random </w:t>
+      </w:r>
+      <w:r>
+        <w:rPr>
+          <w:rStyle w:val="HTMLCode"/>
+          <w:rFonts w:asciiTheme="minorHAnsi" w:eastAsiaTheme="majorEastAsia" w:hAnsiTheme="minorHAnsi" w:cstheme="minorHAnsi"/>
+        </w:rPr>
+        <w:t>.docx</w:t>
+      </w:r>
+      <w:r>
+        <w:rPr>
+          <w:rFonts w:asciiTheme="minorHAnsi" w:hAnsiTheme="minorHAnsi" w:cstheme="minorHAnsi"/>
+        </w:rPr>
+        <w:t xml:space="preserve"> or log files).</w:t>
+      </w:r>
+    </w:p>
+    <w:p>
+      <w:pPr>
+        <w:pStyle w:val="NormalWeb"/>
+        <w:numPr>
+          <w:ilvl w:val="1"/>
+          <w:numId w:val="11"/>
+        </w:numPr>
+        <w:spacing w:before="100" w:beforeAutospacing="1" w:after="100" w:afterAutospacing="1" w:line="240" w:lineRule="auto"/>
+        <w:rPr>
+          <w:rFonts w:asciiTheme="minorHAnsi" w:hAnsiTheme="minorHAnsi" w:cstheme="minorHAnsi"/>
+        </w:rPr>
+      </w:pPr>
+      <w:r>
+        <w:rPr>
+          <w:rStyle w:val="HTMLCode"/>
+          <w:rFonts w:asciiTheme="minorHAnsi" w:eastAsiaTheme="majorEastAsia" w:hAnsiTheme="minorHAnsi" w:cstheme="minorHAnsi"/>
+        </w:rPr>
+        <w:t>-d</w:t>
+      </w:r>
+      <w:r>
+        <w:rPr>
+          <w:rFonts w:asciiTheme="minorHAnsi" w:hAnsiTheme="minorHAnsi" w:cstheme="minorHAnsi"/>
+        </w:rPr>
+        <w:t xml:space="preserve"> (directory): Deletes entire folders that aren't supposed to be there.</w:t>
+      </w:r>
+    </w:p>
+    <w:p>
+      <w:pPr>
+        <w:pStyle w:val="NormalWeb"/>
+        <w:numPr>
+          <w:ilvl w:val="0"/>
+          <w:numId w:val="11"/>
+        </w:numPr>
+        <w:spacing w:before="100" w:beforeAutospacing="1" w:after="100" w:afterAutospacing="1" w:line="240" w:lineRule="auto"/>
+        <w:rPr>
+          <w:rFonts w:asciiTheme="minorHAnsi" w:hAnsiTheme="minorHAnsi" w:cstheme="minorHAnsi"/>
+        </w:rPr>
+      </w:pPr>
+      <w:r>
+        <w:rPr>
+          <w:rFonts w:asciiTheme="minorHAnsi" w:hAnsiTheme="minorHAnsi" w:cstheme="minorHAnsi"/>
+          <w:b/>
+          <w:bCs/>
+        </w:rPr>
+        <w:t>Example:</w:t>
+      </w:r>
+      <w:r>
+        <w:rPr>
+          <w:rFonts w:asciiTheme="minorHAnsi" w:hAnsiTheme="minorHAnsi" w:cstheme="minorHAnsi"/>
+        </w:rPr>
+        <w:t xml:space="preserve"> After a reset, you still have some old "New Folder" or "test.py" files lying around; this wipes them out.</w:t>
+      </w:r>
+    </w:p>
+    <w:p>
+      <w:pPr>
+        <w:rPr>
+          <w:rFonts w:cstheme="minorHAnsi"/>
+        </w:rPr>
+      </w:pPr>
+      <w:r>
+        <w:rPr>
+          <w:rFonts w:cstheme="minorHAnsi"/>
+        </w:rPr>
+        <w:pict w14:anchorId="3B5674A5">
+          <v:rect id="_x0000_i1026" style="width:0;height:1.5pt" o:hralign="center" o:hrstd="t" o:hr="t" fillcolor="#a0a0a0" stroked="f"/>
+        </w:pict>
+      </w:r>
+    </w:p>
+    <w:p>
+      <w:pPr>
+        <w:pStyle w:val="Heading3"/>
+        <w:rPr>
+          <w:rFonts w:asciiTheme="minorHAnsi" w:hAnsiTheme="minorHAnsi" w:cstheme="minorHAnsi"/>
+          <w:b/>
+          <w:bCs/>
+          <w:color w:val="auto"/>
+          <w:sz w:val="28"/>
+          <w:szCs w:val="28"/>
+          <w:u w:val="single"/>
+        </w:rPr>
+      </w:pPr>
+      <w:r>
+        <w:rPr>
+          <w:rFonts w:asciiTheme="minorHAnsi" w:hAnsiTheme="minorHAnsi" w:cstheme="minorHAnsi"/>
+          <w:b/>
+          <w:bCs/>
+          <w:color w:val="auto"/>
+          <w:sz w:val="28"/>
+          <w:szCs w:val="28"/>
+          <w:u w:val="single"/>
+        </w:rPr>
+        <w:t xml:space="preserve">2. </w:t>
+      </w:r>
+      <w:r>
+        <w:rPr>
+          <w:rFonts w:asciiTheme="minorHAnsi" w:hAnsiTheme="minorHAnsi" w:cstheme="minorHAnsi"/>
+          <w:b/>
+          <w:bCs/>
+          <w:color w:val="auto"/>
+          <w:sz w:val="32"/>
+          <w:szCs w:val="32"/>
+          <w:u w:val="single"/>
+        </w:rPr>
+        <w:t>Managing</w:t>
+      </w:r>
+      <w:r>
+        <w:rPr>
+          <w:rFonts w:asciiTheme="minorHAnsi" w:hAnsiTheme="minorHAnsi" w:cstheme="minorHAnsi"/>
+          <w:b/>
+          <w:bCs/>
+          <w:color w:val="auto"/>
+          <w:sz w:val="28"/>
+          <w:szCs w:val="28"/>
+          <w:u w:val="single"/>
+        </w:rPr>
+        <w:t xml:space="preserve"> the Git Index (Memory Reset)</w:t>
+      </w:r>
+    </w:p>
+    <w:p>
+      <w:pPr>
+        <w:pStyle w:val="NormalWeb"/>
+        <w:rPr>
+          <w:rFonts w:asciiTheme="minorHAnsi" w:hAnsiTheme="minorHAnsi" w:cstheme="minorHAnsi"/>
+        </w:rPr>
+      </w:pPr>
+      <w:r>
+        <w:rPr>
+          <w:rFonts w:asciiTheme="minorHAnsi" w:hAnsiTheme="minorHAnsi" w:cstheme="minorHAnsi"/>
+        </w:rPr>
+        <w:t xml:space="preserve">If your folder names are wrong on GitHub (e.g., </w:t>
+      </w:r>
+      <w:r>
+        <w:rPr>
+          <w:rStyle w:val="HTMLCode"/>
+          <w:rFonts w:asciiTheme="minorHAnsi" w:eastAsiaTheme="majorEastAsia" w:hAnsiTheme="minorHAnsi" w:cstheme="minorHAnsi"/>
+        </w:rPr>
+        <w:t>app</w:t>
+      </w:r>
+      <w:r>
+        <w:rPr>
+          <w:rFonts w:asciiTheme="minorHAnsi" w:hAnsiTheme="minorHAnsi" w:cstheme="minorHAnsi"/>
+        </w:rPr>
+        <w:t xml:space="preserve"> vs </w:t>
+      </w:r>
+      <w:r>
+        <w:rPr>
+          <w:rStyle w:val="HTMLCode"/>
+          <w:rFonts w:asciiTheme="minorHAnsi" w:eastAsiaTheme="majorEastAsia" w:hAnsiTheme="minorHAnsi" w:cstheme="minorHAnsi"/>
+        </w:rPr>
+        <w:t>App</w:t>
+      </w:r>
+      <w:r>
+        <w:rPr>
+          <w:rFonts w:asciiTheme="minorHAnsi" w:hAnsiTheme="minorHAnsi" w:cstheme="minorHAnsi"/>
+        </w:rPr>
+        <w:t xml:space="preserve">) or your </w:t>
+      </w:r>
+      <w:r>
+        <w:rPr>
+          <w:rStyle w:val="HTMLCode"/>
+          <w:rFonts w:asciiTheme="minorHAnsi" w:eastAsiaTheme="majorEastAsia" w:hAnsiTheme="minorHAnsi" w:cstheme="minorHAnsi"/>
+        </w:rPr>
+        <w:t>.gitignore</w:t>
+      </w:r>
+      <w:r>
+        <w:rPr>
+          <w:rFonts w:asciiTheme="minorHAnsi" w:hAnsiTheme="minorHAnsi" w:cstheme="minorHAnsi"/>
+        </w:rPr>
+        <w:t xml:space="preserve"> isn't working, use:</w:t>
+      </w:r>
+    </w:p>
+    <w:p>
+      <w:pPr>
+        <w:pStyle w:val="Heading3"/>
+        <w:rPr>
+          <w:rFonts w:asciiTheme="minorHAnsi" w:hAnsiTheme="minorHAnsi" w:cstheme="minorHAnsi"/>
+          <w:b/>
+          <w:bCs/>
+          <w:color w:val="auto"/>
+          <w:sz w:val="28"/>
+          <w:szCs w:val="28"/>
+          <w:u w:val="single"/>
+        </w:rPr>
+      </w:pPr>
+      <w:proofErr w:type="gramStart"/>
       <w:r>
         <w:rPr>
           <w:rStyle w:val="HTMLCode"/>
@@ -824,317 +825,9 @@
           <w:szCs w:val="22"/>
           <w:u w:val="single"/>
         </w:rPr>
-        <w:t xml:space="preserve"> rm -r --cached .</w:t>
-      </w:r>
-    </w:p>
-    <w:p>
-      <w:pPr>
-        <w:pStyle w:val="NormalWeb"/>
-        <w:numPr>
-          <w:ilvl w:val="0"/>
-          <w:numId w:val="12"/>
-        </w:numPr>
-        <w:spacing w:before="100" w:beforeAutospacing="1" w:after="100" w:afterAutospacing="1" w:line="240" w:lineRule="auto"/>
-        <w:rPr>
-          <w:rFonts w:asciiTheme="minorHAnsi" w:hAnsiTheme="minorHAnsi" w:cstheme="minorHAnsi"/>
-        </w:rPr>
-      </w:pPr>
-      <w:r>
-        <w:rPr>
-          <w:rStyle w:val="HTMLCode"/>
-          <w:rFonts w:asciiTheme="minorHAnsi" w:eastAsiaTheme="majorEastAsia" w:hAnsiTheme="minorHAnsi" w:cstheme="minorHAnsi"/>
-          <w:b/>
-          <w:bCs/>
-        </w:rPr>
-        <w:t>git rm -r</w:t>
-      </w:r>
-      <w:r>
-        <w:rPr>
-          <w:rFonts w:asciiTheme="minorHAnsi" w:hAnsiTheme="minorHAnsi" w:cstheme="minorHAnsi"/>
-        </w:rPr>
-        <w:t>: Recursively removes folders and files.</w:t>
-      </w:r>
-    </w:p>
-    <w:p>
-      <w:pPr>
-        <w:pStyle w:val="NormalWeb"/>
-        <w:numPr>
-          <w:ilvl w:val="0"/>
-          <w:numId w:val="12"/>
-        </w:numPr>
-        <w:spacing w:before="100" w:beforeAutospacing="1" w:after="100" w:afterAutospacing="1" w:line="240" w:lineRule="auto"/>
-        <w:rPr>
-          <w:rFonts w:asciiTheme="minorHAnsi" w:hAnsiTheme="minorHAnsi" w:cstheme="minorHAnsi"/>
-        </w:rPr>
-      </w:pPr>
-      <w:r>
-        <w:rPr>
-          <w:rStyle w:val="HTMLCode"/>
-          <w:rFonts w:asciiTheme="minorHAnsi" w:eastAsiaTheme="majorEastAsia" w:hAnsiTheme="minorHAnsi" w:cstheme="minorHAnsi"/>
-          <w:b/>
-          <w:bCs/>
-        </w:rPr>
-        <w:t>--cached</w:t>
-      </w:r>
-      <w:r>
-        <w:rPr>
-          <w:rFonts w:asciiTheme="minorHAnsi" w:hAnsiTheme="minorHAnsi" w:cstheme="minorHAnsi"/>
-        </w:rPr>
-        <w:t xml:space="preserve">: The </w:t>
-      </w:r>
-      <w:r>
-        <w:rPr>
-          <w:rFonts w:asciiTheme="minorHAnsi" w:hAnsiTheme="minorHAnsi" w:cstheme="minorHAnsi"/>
-          <w:b/>
-          <w:bCs/>
-        </w:rPr>
-        <w:t>Safety Switch</w:t>
-      </w:r>
-      <w:r>
-        <w:rPr>
-          <w:rFonts w:asciiTheme="minorHAnsi" w:hAnsiTheme="minorHAnsi" w:cstheme="minorHAnsi"/>
-        </w:rPr>
-        <w:t>. It tells Git to only remove them from its "Memory" (Index), not from your physical hard drive.</w:t>
-      </w:r>
-    </w:p>
-    <w:p>
-      <w:pPr>
-        <w:pStyle w:val="NormalWeb"/>
-        <w:numPr>
-          <w:ilvl w:val="0"/>
-          <w:numId w:val="12"/>
-        </w:numPr>
-        <w:spacing w:before="100" w:beforeAutospacing="1" w:after="100" w:afterAutospacing="1" w:line="240" w:lineRule="auto"/>
-        <w:rPr>
-          <w:rFonts w:asciiTheme="minorHAnsi" w:hAnsiTheme="minorHAnsi" w:cstheme="minorHAnsi"/>
-        </w:rPr>
-      </w:pPr>
-      <w:r>
-        <w:rPr>
-          <w:rStyle w:val="HTMLCode"/>
-          <w:rFonts w:asciiTheme="minorHAnsi" w:eastAsiaTheme="majorEastAsia" w:hAnsiTheme="minorHAnsi" w:cstheme="minorHAnsi"/>
-          <w:b/>
-          <w:bCs/>
-        </w:rPr>
-        <w:t>.</w:t>
-      </w:r>
-      <w:r>
-        <w:rPr>
-          <w:rFonts w:asciiTheme="minorHAnsi" w:hAnsiTheme="minorHAnsi" w:cstheme="minorHAnsi"/>
-        </w:rPr>
-        <w:t xml:space="preserve"> Tells</w:t>
-      </w:r>
-      <w:r>
-        <w:rPr>
-          <w:rFonts w:asciiTheme="minorHAnsi" w:hAnsiTheme="minorHAnsi" w:cstheme="minorHAnsi"/>
-        </w:rPr>
-        <w:t xml:space="preserve"> Git to apply this to everything in the current folder.</w:t>
-      </w:r>
-    </w:p>
-    <w:p>
-      <w:pPr>
-        <w:pStyle w:val="Heading3"/>
-        <w:rPr>
-          <w:rFonts w:asciiTheme="minorHAnsi" w:hAnsiTheme="minorHAnsi" w:cstheme="minorHAnsi"/>
-          <w:b/>
-          <w:bCs/>
-          <w:color w:val="auto"/>
-          <w:sz w:val="32"/>
-          <w:szCs w:val="32"/>
-          <w:u w:val="single"/>
-        </w:rPr>
-      </w:pPr>
-      <w:r>
-        <w:rPr>
-          <w:rFonts w:asciiTheme="minorHAnsi" w:hAnsiTheme="minorHAnsi" w:cstheme="minorHAnsi"/>
-          <w:b/>
-          <w:bCs/>
-          <w:color w:val="auto"/>
-          <w:sz w:val="32"/>
-          <w:szCs w:val="32"/>
-          <w:u w:val="single"/>
-        </w:rPr>
-        <w:t>The "Safety" Workflow (The 4-Step Fix):</w:t>
-      </w:r>
-    </w:p>
-    <w:p>
-      <w:pPr>
-        <w:pStyle w:val="NormalWeb"/>
-        <w:numPr>
-          <w:ilvl w:val="0"/>
-          <w:numId w:val="13"/>
-        </w:numPr>
-        <w:spacing w:before="100" w:beforeAutospacing="1" w:after="100" w:afterAutospacing="1" w:line="240" w:lineRule="auto"/>
-        <w:rPr>
-          <w:rFonts w:asciiTheme="minorHAnsi" w:hAnsiTheme="minorHAnsi" w:cstheme="minorHAnsi"/>
-        </w:rPr>
-      </w:pPr>
-      <w:proofErr w:type="gramStart"/>
-      <w:r>
-        <w:rPr>
-          <w:rStyle w:val="HTMLCode"/>
-          <w:rFonts w:asciiTheme="minorHAnsi" w:eastAsiaTheme="majorEastAsia" w:hAnsiTheme="minorHAnsi" w:cstheme="minorHAnsi"/>
-        </w:rPr>
         <w:t>git</w:t>
       </w:r>
       <w:proofErr w:type="gramEnd"/>
-      <w:r>
-        <w:rPr>
-          <w:rStyle w:val="HTMLCode"/>
-          <w:rFonts w:asciiTheme="minorHAnsi" w:eastAsiaTheme="majorEastAsia" w:hAnsiTheme="minorHAnsi" w:cstheme="minorHAnsi"/>
-        </w:rPr>
-        <w:t xml:space="preserve"> rm -r --</w:t>
-      </w:r>
-      <w:r>
-        <w:rPr>
-          <w:rStyle w:val="HTMLCode"/>
-          <w:rFonts w:asciiTheme="minorHAnsi" w:eastAsiaTheme="majorEastAsia" w:hAnsiTheme="minorHAnsi" w:cstheme="minorHAnsi"/>
-        </w:rPr>
-        <w:t xml:space="preserve">cached. </w:t>
-      </w:r>
-      <w:r>
-        <w:rPr>
-          <w:rFonts w:asciiTheme="minorHAnsi" w:hAnsiTheme="minorHAnsi" w:cstheme="minorHAnsi"/>
-        </w:rPr>
-        <w:t>(Git "forgets" your files).</w:t>
-      </w:r>
-    </w:p>
-    <w:p>
-      <w:pPr>
-        <w:pStyle w:val="NormalWeb"/>
-        <w:numPr>
-          <w:ilvl w:val="0"/>
-          <w:numId w:val="13"/>
-        </w:numPr>
-        <w:spacing w:before="100" w:beforeAutospacing="1" w:after="100" w:afterAutospacing="1" w:line="240" w:lineRule="auto"/>
-        <w:rPr>
-          <w:rFonts w:asciiTheme="minorHAnsi" w:hAnsiTheme="minorHAnsi" w:cstheme="minorHAnsi"/>
-        </w:rPr>
-      </w:pPr>
-      <w:proofErr w:type="gramStart"/>
-      <w:r>
-        <w:rPr>
-          <w:rStyle w:val="HTMLCode"/>
-          <w:rFonts w:asciiTheme="minorHAnsi" w:eastAsiaTheme="majorEastAsia" w:hAnsiTheme="minorHAnsi" w:cstheme="minorHAnsi"/>
-        </w:rPr>
-        <w:t>git</w:t>
-      </w:r>
-      <w:proofErr w:type="gramEnd"/>
-      <w:r>
-        <w:rPr>
-          <w:rStyle w:val="HTMLCode"/>
-          <w:rFonts w:asciiTheme="minorHAnsi" w:eastAsiaTheme="majorEastAsia" w:hAnsiTheme="minorHAnsi" w:cstheme="minorHAnsi"/>
-        </w:rPr>
-        <w:t xml:space="preserve"> add .</w:t>
-      </w:r>
-      <w:r>
-        <w:rPr>
-          <w:rFonts w:asciiTheme="minorHAnsi" w:hAnsiTheme="minorHAnsi" w:cstheme="minorHAnsi"/>
-        </w:rPr>
-        <w:t xml:space="preserve"> (Git "re-scans" everything with fresh eyes).</w:t>
-      </w:r>
-    </w:p>
-    <w:p>
-      <w:pPr>
-        <w:pStyle w:val="NormalWeb"/>
-        <w:numPr>
-          <w:ilvl w:val="0"/>
-          <w:numId w:val="13"/>
-        </w:numPr>
-        <w:spacing w:before="100" w:beforeAutospacing="1" w:after="100" w:afterAutospacing="1" w:line="240" w:lineRule="auto"/>
-        <w:rPr>
-          <w:rFonts w:asciiTheme="minorHAnsi" w:hAnsiTheme="minorHAnsi" w:cstheme="minorHAnsi"/>
-        </w:rPr>
-      </w:pPr>
-      <w:proofErr w:type="gramStart"/>
-      <w:r>
-        <w:rPr>
-          <w:rStyle w:val="HTMLCode"/>
-          <w:rFonts w:asciiTheme="minorHAnsi" w:eastAsiaTheme="majorEastAsia" w:hAnsiTheme="minorHAnsi" w:cstheme="minorHAnsi"/>
-        </w:rPr>
-        <w:t>git</w:t>
-      </w:r>
-      <w:proofErr w:type="gramEnd"/>
-      <w:r>
-        <w:rPr>
-          <w:rStyle w:val="HTMLCode"/>
-          <w:rFonts w:asciiTheme="minorHAnsi" w:eastAsiaTheme="majorEastAsia" w:hAnsiTheme="minorHAnsi" w:cstheme="minorHAnsi"/>
-        </w:rPr>
-        <w:t xml:space="preserve"> commit -m "Fixed indexing"</w:t>
-      </w:r>
-      <w:r>
-        <w:rPr>
-          <w:rFonts w:asciiTheme="minorHAnsi" w:hAnsiTheme="minorHAnsi" w:cstheme="minorHAnsi"/>
-        </w:rPr>
-        <w:t xml:space="preserve"> (Saves the clean map).</w:t>
-      </w:r>
-    </w:p>
-    <w:p>
-      <w:pPr>
-        <w:pStyle w:val="NormalWeb"/>
-        <w:numPr>
-          <w:ilvl w:val="0"/>
-          <w:numId w:val="13"/>
-        </w:numPr>
-        <w:spacing w:before="100" w:beforeAutospacing="1" w:after="100" w:afterAutospacing="1" w:line="240" w:lineRule="auto"/>
-        <w:rPr>
-          <w:rFonts w:asciiTheme="minorHAnsi" w:hAnsiTheme="minorHAnsi" w:cstheme="minorHAnsi"/>
-        </w:rPr>
-      </w:pPr>
-      <w:r>
-        <w:rPr>
-          <w:rStyle w:val="HTMLCode"/>
-          <w:rFonts w:asciiTheme="minorHAnsi" w:eastAsiaTheme="majorEastAsia" w:hAnsiTheme="minorHAnsi" w:cstheme="minorHAnsi"/>
-        </w:rPr>
-        <w:t>git push</w:t>
-      </w:r>
-      <w:r>
-        <w:rPr>
-          <w:rFonts w:asciiTheme="minorHAnsi" w:hAnsiTheme="minorHAnsi" w:cstheme="minorHAnsi"/>
-        </w:rPr>
-        <w:t xml:space="preserve"> (Updates GitHub).</w:t>
-      </w:r>
-    </w:p>
-    <w:p>
-      <w:pPr>
-        <w:rPr>
-          <w:rFonts w:cstheme="minorHAnsi"/>
-        </w:rPr>
-      </w:pPr>
-      <w:r>
-        <w:rPr>
-          <w:rFonts w:cstheme="minorHAnsi"/>
-        </w:rPr>
-        <w:pict w14:anchorId="7EC5BBAC">
-          <v:rect id="_x0000_i1027" style="width:0;height:1.5pt" o:hralign="center" o:hrstd="t" o:hr="t" fillcolor="#a0a0a0" stroked="f"/>
-        </w:pict>
-      </w:r>
-    </w:p>
-    <w:p>
-      <w:pPr>
-        <w:pStyle w:val="Heading2"/>
-        <w:rPr>
-          <w:rFonts w:asciiTheme="minorHAnsi" w:hAnsiTheme="minorHAnsi" w:cstheme="minorHAnsi"/>
-          <w:b/>
-          <w:bCs/>
-          <w:color w:val="auto"/>
-          <w:sz w:val="32"/>
-          <w:szCs w:val="32"/>
-          <w:u w:val="single"/>
-        </w:rPr>
-      </w:pPr>
-      <w:r>
-        <w:rPr>
-          <w:rFonts w:asciiTheme="minorHAnsi" w:hAnsiTheme="minorHAnsi" w:cstheme="minorHAnsi"/>
-          <w:b/>
-          <w:bCs/>
-          <w:color w:val="auto"/>
-          <w:sz w:val="32"/>
-          <w:szCs w:val="32"/>
-          <w:u w:val="single"/>
-        </w:rPr>
-        <w:t xml:space="preserve">3. The </w:t>
-      </w:r>
       <w:r>
         <w:rPr>
           <w:rStyle w:val="HTMLCode"/>
@@ -1146,9 +839,116 @@
           <w:szCs w:val="22"/>
           <w:u w:val="single"/>
         </w:rPr>
-        <w:t>git stash</w:t>
-      </w:r>
-      <w:r>
+        <w:t xml:space="preserve"> rm -r --cached .</w:t>
+      </w:r>
+    </w:p>
+    <w:p>
+      <w:pPr>
+        <w:pStyle w:val="NormalWeb"/>
+        <w:numPr>
+          <w:ilvl w:val="0"/>
+          <w:numId w:val="12"/>
+        </w:numPr>
+        <w:spacing w:before="100" w:beforeAutospacing="1" w:after="100" w:afterAutospacing="1" w:line="240" w:lineRule="auto"/>
+        <w:rPr>
+          <w:rFonts w:asciiTheme="minorHAnsi" w:hAnsiTheme="minorHAnsi" w:cstheme="minorHAnsi"/>
+        </w:rPr>
+      </w:pPr>
+      <w:r>
+        <w:rPr>
+          <w:rStyle w:val="HTMLCode"/>
+          <w:rFonts w:asciiTheme="minorHAnsi" w:eastAsiaTheme="majorEastAsia" w:hAnsiTheme="minorHAnsi" w:cstheme="minorHAnsi"/>
+          <w:b/>
+          <w:bCs/>
+        </w:rPr>
+        <w:t>git rm -r</w:t>
+      </w:r>
+      <w:r>
+        <w:rPr>
+          <w:rFonts w:asciiTheme="minorHAnsi" w:hAnsiTheme="minorHAnsi" w:cstheme="minorHAnsi"/>
+        </w:rPr>
+        <w:t>: Recursively removes folders and files.</w:t>
+      </w:r>
+    </w:p>
+    <w:p>
+      <w:pPr>
+        <w:pStyle w:val="NormalWeb"/>
+        <w:numPr>
+          <w:ilvl w:val="0"/>
+          <w:numId w:val="12"/>
+        </w:numPr>
+        <w:spacing w:before="100" w:beforeAutospacing="1" w:after="100" w:afterAutospacing="1" w:line="240" w:lineRule="auto"/>
+        <w:rPr>
+          <w:rFonts w:asciiTheme="minorHAnsi" w:hAnsiTheme="minorHAnsi" w:cstheme="minorHAnsi"/>
+        </w:rPr>
+      </w:pPr>
+      <w:r>
+        <w:rPr>
+          <w:rStyle w:val="HTMLCode"/>
+          <w:rFonts w:asciiTheme="minorHAnsi" w:eastAsiaTheme="majorEastAsia" w:hAnsiTheme="minorHAnsi" w:cstheme="minorHAnsi"/>
+          <w:b/>
+          <w:bCs/>
+        </w:rPr>
+        <w:t>--cached</w:t>
+      </w:r>
+      <w:r>
+        <w:rPr>
+          <w:rFonts w:asciiTheme="minorHAnsi" w:hAnsiTheme="minorHAnsi" w:cstheme="minorHAnsi"/>
+        </w:rPr>
+        <w:t xml:space="preserve">: The </w:t>
+      </w:r>
+      <w:r>
+        <w:rPr>
+          <w:rFonts w:asciiTheme="minorHAnsi" w:hAnsiTheme="minorHAnsi" w:cstheme="minorHAnsi"/>
+          <w:b/>
+          <w:bCs/>
+        </w:rPr>
+        <w:t>Safety Switch</w:t>
+      </w:r>
+      <w:r>
+        <w:rPr>
+          <w:rFonts w:asciiTheme="minorHAnsi" w:hAnsiTheme="minorHAnsi" w:cstheme="minorHAnsi"/>
+        </w:rPr>
+        <w:t>. It tells Git to only remove them from its "Memory" (Index), not from your physical hard drive.</w:t>
+      </w:r>
+    </w:p>
+    <w:p>
+      <w:pPr>
+        <w:pStyle w:val="NormalWeb"/>
+        <w:numPr>
+          <w:ilvl w:val="0"/>
+          <w:numId w:val="12"/>
+        </w:numPr>
+        <w:spacing w:before="100" w:beforeAutospacing="1" w:after="100" w:afterAutospacing="1" w:line="240" w:lineRule="auto"/>
+        <w:rPr>
+          <w:rFonts w:asciiTheme="minorHAnsi" w:hAnsiTheme="minorHAnsi" w:cstheme="minorHAnsi"/>
+        </w:rPr>
+      </w:pPr>
+      <w:r>
+        <w:rPr>
+          <w:rStyle w:val="HTMLCode"/>
+          <w:rFonts w:asciiTheme="minorHAnsi" w:eastAsiaTheme="majorEastAsia" w:hAnsiTheme="minorHAnsi" w:cstheme="minorHAnsi"/>
+          <w:b/>
+          <w:bCs/>
+        </w:rPr>
+        <w:t>.</w:t>
+      </w:r>
+      <w:r>
+        <w:rPr>
+          <w:rFonts w:asciiTheme="minorHAnsi" w:hAnsiTheme="minorHAnsi" w:cstheme="minorHAnsi"/>
+        </w:rPr>
+        <w:t xml:space="preserve"> Tells</w:t>
+      </w:r>
+      <w:r>
+        <w:rPr>
+          <w:rFonts w:asciiTheme="minorHAnsi" w:hAnsiTheme="minorHAnsi" w:cstheme="minorHAnsi"/>
+        </w:rPr>
+        <w:t xml:space="preserve"> Git to apply this to everything in the current folder.</w:t>
+      </w:r>
+    </w:p>
+    <w:p>
+      <w:pPr>
+        <w:pStyle w:val="Heading3"/>
         <w:rPr>
           <w:rFonts w:asciiTheme="minorHAnsi" w:hAnsiTheme="minorHAnsi" w:cstheme="minorHAnsi"/>
           <w:b/>
@@ -1158,27 +958,235 @@
           <w:szCs w:val="32"/>
           <w:u w:val="single"/>
         </w:rPr>
-        <w:t xml:space="preserve"> Workflow (The Temporary Locker)</w:t>
+      </w:pPr>
+      <w:r>
+        <w:rPr>
+          <w:rFonts w:asciiTheme="minorHAnsi" w:hAnsiTheme="minorHAnsi" w:cstheme="minorHAnsi"/>
+          <w:b/>
+          <w:bCs/>
+          <w:color w:val="auto"/>
+          <w:sz w:val="32"/>
+          <w:szCs w:val="32"/>
+          <w:u w:val="single"/>
+        </w:rPr>
+        <w:t>The "Safety" Workflow (The 4-Step Fix):</w:t>
       </w:r>
     </w:p>
     <w:p>
       <w:pPr>
         <w:pStyle w:val="NormalWeb"/>
-        <w:rPr>
-          <w:rFonts w:asciiTheme="minorHAnsi" w:hAnsiTheme="minorHAnsi" w:cstheme="minorHAnsi"/>
-        </w:rPr>
-      </w:pPr>
-      <w:r>
-        <w:rPr>
-          <w:rFonts w:asciiTheme="minorHAnsi" w:hAnsiTheme="minorHAnsi" w:cstheme="minorHAnsi"/>
-        </w:rPr>
-        <w:t xml:space="preserve">Use this when you have half-finished work but need to download GitHub updates </w:t>
-      </w:r>
-      <w:r>
+        <w:numPr>
+          <w:ilvl w:val="0"/>
+          <w:numId w:val="13"/>
+        </w:numPr>
+        <w:spacing w:before="100" w:beforeAutospacing="1" w:after="100" w:afterAutospacing="1" w:line="240" w:lineRule="auto"/>
+        <w:rPr>
+          <w:rFonts w:asciiTheme="minorHAnsi" w:hAnsiTheme="minorHAnsi" w:cstheme="minorHAnsi"/>
+        </w:rPr>
+      </w:pPr>
+      <w:proofErr w:type="gramStart"/>
+      <w:r>
+        <w:rPr>
+          <w:rStyle w:val="HTMLCode"/>
+          <w:rFonts w:asciiTheme="minorHAnsi" w:eastAsiaTheme="majorEastAsia" w:hAnsiTheme="minorHAnsi" w:cstheme="minorHAnsi"/>
+        </w:rPr>
+        <w:t>git</w:t>
+      </w:r>
+      <w:proofErr w:type="gramEnd"/>
+      <w:r>
+        <w:rPr>
+          <w:rStyle w:val="HTMLCode"/>
+          <w:rFonts w:asciiTheme="minorHAnsi" w:eastAsiaTheme="majorEastAsia" w:hAnsiTheme="minorHAnsi" w:cstheme="minorHAnsi"/>
+        </w:rPr>
+        <w:t xml:space="preserve"> rm -r --cached. </w:t>
+      </w:r>
+      <w:r>
+        <w:rPr>
+          <w:rFonts w:asciiTheme="minorHAnsi" w:hAnsiTheme="minorHAnsi" w:cstheme="minorHAnsi"/>
+        </w:rPr>
+        <w:t>(Git "forgets" your files).</w:t>
+      </w:r>
+    </w:p>
+    <w:p>
+      <w:pPr>
+        <w:pStyle w:val="NormalWeb"/>
+        <w:numPr>
+          <w:ilvl w:val="0"/>
+          <w:numId w:val="13"/>
+        </w:numPr>
+        <w:spacing w:before="100" w:beforeAutospacing="1" w:after="100" w:afterAutospacing="1" w:line="240" w:lineRule="auto"/>
+        <w:rPr>
+          <w:rFonts w:asciiTheme="minorHAnsi" w:hAnsiTheme="minorHAnsi" w:cstheme="minorHAnsi"/>
+        </w:rPr>
+      </w:pPr>
+      <w:proofErr w:type="gramStart"/>
+      <w:r>
+        <w:rPr>
+          <w:rStyle w:val="HTMLCode"/>
+          <w:rFonts w:asciiTheme="minorHAnsi" w:eastAsiaTheme="majorEastAsia" w:hAnsiTheme="minorHAnsi" w:cstheme="minorHAnsi"/>
+        </w:rPr>
+        <w:t>git</w:t>
+      </w:r>
+      <w:proofErr w:type="gramEnd"/>
+      <w:r>
+        <w:rPr>
+          <w:rStyle w:val="HTMLCode"/>
+          <w:rFonts w:asciiTheme="minorHAnsi" w:eastAsiaTheme="majorEastAsia" w:hAnsiTheme="minorHAnsi" w:cstheme="minorHAnsi"/>
+        </w:rPr>
+        <w:t xml:space="preserve"> add .</w:t>
+      </w:r>
+      <w:r>
+        <w:rPr>
+          <w:rFonts w:asciiTheme="minorHAnsi" w:hAnsiTheme="minorHAnsi" w:cstheme="minorHAnsi"/>
+        </w:rPr>
+        <w:t xml:space="preserve"> (Git "re-scans" everything with fresh eyes).</w:t>
+      </w:r>
+    </w:p>
+    <w:p>
+      <w:pPr>
+        <w:pStyle w:val="NormalWeb"/>
+        <w:numPr>
+          <w:ilvl w:val="0"/>
+          <w:numId w:val="13"/>
+        </w:numPr>
+        <w:spacing w:before="100" w:beforeAutospacing="1" w:after="100" w:afterAutospacing="1" w:line="240" w:lineRule="auto"/>
+        <w:rPr>
+          <w:rFonts w:asciiTheme="minorHAnsi" w:hAnsiTheme="minorHAnsi" w:cstheme="minorHAnsi"/>
+        </w:rPr>
+      </w:pPr>
+      <w:proofErr w:type="gramStart"/>
+      <w:r>
+        <w:rPr>
+          <w:rStyle w:val="HTMLCode"/>
+          <w:rFonts w:asciiTheme="minorHAnsi" w:eastAsiaTheme="majorEastAsia" w:hAnsiTheme="minorHAnsi" w:cstheme="minorHAnsi"/>
+        </w:rPr>
+        <w:t>git</w:t>
+      </w:r>
+      <w:proofErr w:type="gramEnd"/>
+      <w:r>
+        <w:rPr>
+          <w:rStyle w:val="HTMLCode"/>
+          <w:rFonts w:asciiTheme="minorHAnsi" w:eastAsiaTheme="majorEastAsia" w:hAnsiTheme="minorHAnsi" w:cstheme="minorHAnsi"/>
+        </w:rPr>
+        <w:t xml:space="preserve"> commit -m "Fixed indexing"</w:t>
+      </w:r>
+      <w:r>
+        <w:rPr>
+          <w:rFonts w:asciiTheme="minorHAnsi" w:hAnsiTheme="minorHAnsi" w:cstheme="minorHAnsi"/>
+        </w:rPr>
+        <w:t xml:space="preserve"> (Saves the clean map).</w:t>
+      </w:r>
+    </w:p>
+    <w:p>
+      <w:pPr>
+        <w:pStyle w:val="NormalWeb"/>
+        <w:numPr>
+          <w:ilvl w:val="0"/>
+          <w:numId w:val="13"/>
+        </w:numPr>
+        <w:spacing w:before="100" w:beforeAutospacing="1" w:after="100" w:afterAutospacing="1" w:line="240" w:lineRule="auto"/>
+        <w:rPr>
+          <w:rFonts w:asciiTheme="minorHAnsi" w:hAnsiTheme="minorHAnsi" w:cstheme="minorHAnsi"/>
+        </w:rPr>
+      </w:pPr>
+      <w:r>
+        <w:rPr>
+          <w:rStyle w:val="HTMLCode"/>
+          <w:rFonts w:asciiTheme="minorHAnsi" w:eastAsiaTheme="majorEastAsia" w:hAnsiTheme="minorHAnsi" w:cstheme="minorHAnsi"/>
+        </w:rPr>
+        <w:t>git push</w:t>
+      </w:r>
+      <w:r>
+        <w:rPr>
+          <w:rFonts w:asciiTheme="minorHAnsi" w:hAnsiTheme="minorHAnsi" w:cstheme="minorHAnsi"/>
+        </w:rPr>
+        <w:t xml:space="preserve"> (Updates GitHub).</w:t>
+      </w:r>
+    </w:p>
+    <w:p>
+      <w:pPr>
+        <w:rPr>
+          <w:rFonts w:cstheme="minorHAnsi"/>
+        </w:rPr>
+      </w:pPr>
+      <w:r>
+        <w:rPr>
+          <w:rFonts w:cstheme="minorHAnsi"/>
+        </w:rPr>
+        <w:pict w14:anchorId="7EC5BBAC">
+          <v:rect id="_x0000_i1027" style="width:0;height:1.5pt" o:hralign="center" o:hrstd="t" o:hr="t" fillcolor="#a0a0a0" stroked="f"/>
+        </w:pict>
+      </w:r>
+    </w:p>
+    <w:p>
+      <w:pPr>
+        <w:pStyle w:val="Heading2"/>
         <w:rPr>
           <w:rFonts w:asciiTheme="minorHAnsi" w:hAnsiTheme="minorHAnsi" w:cstheme="minorHAnsi"/>
           <w:b/>
           <w:bCs/>
+          <w:color w:val="auto"/>
+          <w:sz w:val="32"/>
+          <w:szCs w:val="32"/>
+          <w:u w:val="single"/>
+        </w:rPr>
+      </w:pPr>
+      <w:r>
+        <w:rPr>
+          <w:rFonts w:asciiTheme="minorHAnsi" w:hAnsiTheme="minorHAnsi" w:cstheme="minorHAnsi"/>
+          <w:b/>
+          <w:bCs/>
+          <w:color w:val="auto"/>
+          <w:sz w:val="32"/>
+          <w:szCs w:val="32"/>
+          <w:u w:val="single"/>
+        </w:rPr>
+        <w:t xml:space="preserve">3. The </w:t>
+      </w:r>
+      <w:r>
+        <w:rPr>
+          <w:rStyle w:val="HTMLCode"/>
+          <w:rFonts w:asciiTheme="minorHAnsi" w:eastAsiaTheme="majorEastAsia" w:hAnsiTheme="minorHAnsi" w:cstheme="minorHAnsi"/>
+          <w:b/>
+          <w:bCs/>
+          <w:color w:val="auto"/>
+          <w:sz w:val="22"/>
+          <w:szCs w:val="22"/>
+          <w:u w:val="single"/>
+        </w:rPr>
+        <w:t>git stash</w:t>
+      </w:r>
+      <w:r>
+        <w:rPr>
+          <w:rFonts w:asciiTheme="minorHAnsi" w:hAnsiTheme="minorHAnsi" w:cstheme="minorHAnsi"/>
+          <w:b/>
+          <w:bCs/>
+          <w:color w:val="auto"/>
+          <w:sz w:val="32"/>
+          <w:szCs w:val="32"/>
+          <w:u w:val="single"/>
+        </w:rPr>
+        <w:t xml:space="preserve"> Workflow (The Temporary Locker)</w:t>
+      </w:r>
+    </w:p>
+    <w:p>
+      <w:pPr>
+        <w:pStyle w:val="NormalWeb"/>
+        <w:rPr>
+          <w:rFonts w:asciiTheme="minorHAnsi" w:hAnsiTheme="minorHAnsi" w:cstheme="minorHAnsi"/>
+        </w:rPr>
+      </w:pPr>
+      <w:r>
+        <w:rPr>
+          <w:rFonts w:asciiTheme="minorHAnsi" w:hAnsiTheme="minorHAnsi" w:cstheme="minorHAnsi"/>
+        </w:rPr>
+        <w:t xml:space="preserve">Use this when you have half-finished work but need to download GitHub updates </w:t>
+      </w:r>
+      <w:r>
+        <w:rPr>
+          <w:rFonts w:asciiTheme="minorHAnsi" w:hAnsiTheme="minorHAnsi" w:cstheme="minorHAnsi"/>
+          <w:b/>
+          <w:bCs/>
         </w:rPr>
         <w:t>immediately</w:t>
       </w:r>
@@ -1187,6 +1195,26 @@
           <w:rFonts w:asciiTheme="minorHAnsi" w:hAnsiTheme="minorHAnsi" w:cstheme="minorHAnsi"/>
         </w:rPr>
         <w:t xml:space="preserve"> without losing your progress.</w:t>
+      </w:r>
+      <w:r>
+        <w:rPr>
+          <w:rFonts w:asciiTheme="minorHAnsi" w:hAnsiTheme="minorHAnsi" w:cstheme="minorHAnsi"/>
+        </w:rPr>
+        <w:t xml:space="preserve"> Use this command only when you actually made </w:t>
+      </w:r>
+      <w:r>
+        <w:rPr>
+          <w:rFonts w:asciiTheme="minorHAnsi" w:hAnsiTheme="minorHAnsi" w:cstheme="minorHAnsi"/>
+        </w:rPr>
+        <w:t>u</w:t>
+      </w:r>
+      <w:bookmarkStart w:id="0" w:name="_GoBack"/>
+      <w:bookmarkEnd w:id="0"/>
+      <w:r>
+        <w:rPr>
+          <w:rFonts w:asciiTheme="minorHAnsi" w:hAnsiTheme="minorHAnsi" w:cstheme="minorHAnsi"/>
+        </w:rPr>
+        <w:t>ppercase or lower case your file</w:t>
       </w:r>
     </w:p>
     <w:tbl>
@@ -1548,448 +1576,27 @@
         <w:rPr>
           <w:rFonts w:asciiTheme="minorHAnsi" w:hAnsiTheme="minorHAnsi" w:cstheme="minorHAnsi"/>
         </w:rPr>
-        <w:t xml:space="preserve"> causes a conflict, VS Code will highlight the overlapping lines. Simply pick the version you want, save the file, and continue.</w:t>
-      </w:r>
-    </w:p>
-    <w:p>
-      <w:pPr>
-        <w:pStyle w:val="NormalWeb"/>
-        <w:rPr>
-          <w:rFonts w:asciiTheme="minorHAnsi" w:hAnsiTheme="minorHAnsi" w:cstheme="minorHAnsi"/>
-        </w:rPr>
-      </w:pPr>
-      <w:r>
-        <w:rPr>
-          <w:rStyle w:val="HTMLCode"/>
-          <w:rFonts w:asciiTheme="minorHAnsi" w:eastAsiaTheme="majorEastAsia" w:hAnsiTheme="minorHAnsi" w:cstheme="minorHAnsi"/>
-          <w:b/>
-          <w:bCs/>
-          <w:sz w:val="32"/>
-          <w:szCs w:val="32"/>
-          <w:u w:val="single"/>
-        </w:rPr>
-        <w:t>4 .</w:t>
-      </w:r>
-      <w:r>
-        <w:rPr>
-          <w:rStyle w:val="HTMLCode"/>
-          <w:rFonts w:asciiTheme="minorHAnsi" w:eastAsiaTheme="majorEastAsia" w:hAnsiTheme="minorHAnsi" w:cstheme="minorHAnsi"/>
-          <w:b/>
-          <w:bCs/>
-          <w:sz w:val="32"/>
-          <w:szCs w:val="32"/>
-          <w:u w:val="single"/>
-        </w:rPr>
-        <w:t>git config --global core.ignorecase false</w:t>
-      </w:r>
-      <w:r>
-        <w:rPr>
-          <w:rFonts w:asciiTheme="minorHAnsi" w:hAnsiTheme="minorHAnsi" w:cstheme="minorHAnsi"/>
-          <w:sz w:val="40"/>
-          <w:szCs w:val="40"/>
-        </w:rPr>
-        <w:t xml:space="preserve"> </w:t>
-      </w:r>
-      <w:r>
-        <w:rPr>
-          <w:rFonts w:asciiTheme="minorHAnsi" w:hAnsiTheme="minorHAnsi" w:cstheme="minorHAnsi"/>
-        </w:rPr>
-        <w:t xml:space="preserve">is to make Git </w:t>
-      </w:r>
-      <w:r>
-        <w:rPr>
-          <w:rFonts w:asciiTheme="minorHAnsi" w:hAnsiTheme="minorHAnsi" w:cstheme="minorHAnsi"/>
-          <w:b/>
-          <w:bCs/>
-        </w:rPr>
-        <w:t>case-sensitive</w:t>
-      </w:r>
-      <w:r>
-        <w:rPr>
-          <w:rFonts w:asciiTheme="minorHAnsi" w:hAnsiTheme="minorHAnsi" w:cstheme="minorHAnsi"/>
-        </w:rPr>
-        <w:t xml:space="preserve"> on your computer.</w:t>
-      </w:r>
-    </w:p>
-    <w:p>
-      <w:pPr>
-        <w:pStyle w:val="NormalWeb"/>
-        <w:rPr>
-          <w:rFonts w:asciiTheme="minorHAnsi" w:hAnsiTheme="minorHAnsi" w:cstheme="minorHAnsi"/>
-        </w:rPr>
-      </w:pPr>
-      <w:r>
-        <w:rPr>
-          <w:rFonts w:asciiTheme="minorHAnsi" w:hAnsiTheme="minorHAnsi" w:cstheme="minorHAnsi"/>
-        </w:rPr>
-        <w:t>Here is a</w:t>
-      </w:r>
-      <w:bookmarkStart w:id="0" w:name="_GoBack"/>
-      <w:bookmarkEnd w:id="0"/>
-      <w:r>
-        <w:rPr>
-          <w:rFonts w:asciiTheme="minorHAnsi" w:hAnsiTheme="minorHAnsi" w:cstheme="minorHAnsi"/>
-        </w:rPr>
-        <w:t xml:space="preserve"> simple breakdown of why this matters:</w:t>
-      </w:r>
-    </w:p>
-    <w:p>
-      <w:pPr>
-        <w:pStyle w:val="Heading3"/>
-        <w:ind w:left="720"/>
-        <w:rPr>
-          <w:rFonts w:asciiTheme="minorHAnsi" w:hAnsiTheme="minorHAnsi" w:cstheme="minorHAnsi"/>
-          <w:b/>
-          <w:bCs/>
-          <w:color w:val="auto"/>
-          <w:u w:val="single"/>
-        </w:rPr>
-      </w:pPr>
-      <w:r>
-        <w:rPr>
-          <w:rFonts w:asciiTheme="minorHAnsi" w:hAnsiTheme="minorHAnsi" w:cstheme="minorHAnsi"/>
-          <w:b/>
-          <w:bCs/>
-          <w:color w:val="auto"/>
-          <w:u w:val="single"/>
-        </w:rPr>
-        <w:t>1. The Problem (Windows is "Case-Blind")</w:t>
-      </w:r>
-    </w:p>
-    <w:p>
-      <w:pPr>
-        <w:pStyle w:val="NormalWeb"/>
-        <w:ind w:left="720"/>
-        <w:rPr>
-          <w:rFonts w:asciiTheme="minorHAnsi" w:hAnsiTheme="minorHAnsi" w:cstheme="minorHAnsi"/>
-        </w:rPr>
-      </w:pPr>
-      <w:r>
-        <w:rPr>
-          <w:rFonts w:asciiTheme="minorHAnsi" w:hAnsiTheme="minorHAnsi" w:cstheme="minorHAnsi"/>
-        </w:rPr>
-        <w:t xml:space="preserve">By default, Windows treats </w:t>
-      </w:r>
-      <w:r>
-        <w:rPr>
-          <w:rStyle w:val="HTMLCode"/>
-          <w:rFonts w:asciiTheme="minorHAnsi" w:eastAsiaTheme="majorEastAsia" w:hAnsiTheme="minorHAnsi" w:cstheme="minorHAnsi"/>
-        </w:rPr>
-        <w:t>Folder</w:t>
-      </w:r>
-      <w:r>
-        <w:rPr>
-          <w:rFonts w:asciiTheme="minorHAnsi" w:hAnsiTheme="minorHAnsi" w:cstheme="minorHAnsi"/>
-        </w:rPr>
-        <w:t xml:space="preserve"> and </w:t>
-      </w:r>
-      <w:r>
-        <w:rPr>
-          <w:rStyle w:val="HTMLCode"/>
-          <w:rFonts w:asciiTheme="minorHAnsi" w:eastAsiaTheme="majorEastAsia" w:hAnsiTheme="minorHAnsi" w:cstheme="minorHAnsi"/>
-        </w:rPr>
-        <w:t>folder</w:t>
-      </w:r>
-      <w:r>
-        <w:rPr>
-          <w:rFonts w:asciiTheme="minorHAnsi" w:hAnsiTheme="minorHAnsi" w:cstheme="minorHAnsi"/>
-        </w:rPr>
-        <w:t xml:space="preserve"> as the exact same thing. Because of this, Git on Windows usually ignores changes where you only change the capitalization of a file or folder name.</w:t>
-      </w:r>
-    </w:p>
-    <w:p>
-      <w:pPr>
-        <w:pStyle w:val="NormalWeb"/>
-        <w:numPr>
-          <w:ilvl w:val="0"/>
-          <w:numId w:val="17"/>
-        </w:numPr>
-        <w:tabs>
-          <w:tab w:val="clear" w:pos="720"/>
-          <w:tab w:val="num" w:pos="1440"/>
-        </w:tabs>
-        <w:spacing w:before="100" w:beforeAutospacing="1" w:after="100" w:afterAutospacing="1" w:line="240" w:lineRule="auto"/>
-        <w:ind w:left="1440"/>
-        <w:rPr>
-          <w:rFonts w:asciiTheme="minorHAnsi" w:hAnsiTheme="minorHAnsi" w:cstheme="minorHAnsi"/>
-        </w:rPr>
-      </w:pPr>
-      <w:r>
-        <w:rPr>
-          <w:rFonts w:asciiTheme="minorHAnsi" w:hAnsiTheme="minorHAnsi" w:cstheme="minorHAnsi"/>
-          <w:b/>
-          <w:bCs/>
-        </w:rPr>
-        <w:t>The Result:</w:t>
-      </w:r>
-      <w:r>
-        <w:rPr>
-          <w:rFonts w:asciiTheme="minorHAnsi" w:hAnsiTheme="minorHAnsi" w:cstheme="minorHAnsi"/>
-        </w:rPr>
-        <w:t xml:space="preserve"> You rename </w:t>
-      </w:r>
-      <w:r>
-        <w:rPr>
-          <w:rStyle w:val="HTMLCode"/>
-          <w:rFonts w:asciiTheme="minorHAnsi" w:eastAsiaTheme="majorEastAsia" w:hAnsiTheme="minorHAnsi" w:cstheme="minorHAnsi"/>
-        </w:rPr>
-        <w:t>auth</w:t>
-      </w:r>
-      <w:r>
-        <w:rPr>
-          <w:rFonts w:asciiTheme="minorHAnsi" w:hAnsiTheme="minorHAnsi" w:cstheme="minorHAnsi"/>
-        </w:rPr>
-        <w:t xml:space="preserve"> to </w:t>
-      </w:r>
-      <w:r>
-        <w:rPr>
-          <w:rStyle w:val="HTMLCode"/>
-          <w:rFonts w:asciiTheme="minorHAnsi" w:eastAsiaTheme="majorEastAsia" w:hAnsiTheme="minorHAnsi" w:cstheme="minorHAnsi"/>
-        </w:rPr>
-        <w:t>Auth</w:t>
-      </w:r>
-      <w:r>
-        <w:rPr>
-          <w:rFonts w:asciiTheme="minorHAnsi" w:hAnsiTheme="minorHAnsi" w:cstheme="minorHAnsi"/>
-        </w:rPr>
-        <w:t xml:space="preserve"> on your PC, but GitHub still shows the old </w:t>
-      </w:r>
-      <w:r>
-        <w:rPr>
-          <w:rStyle w:val="HTMLCode"/>
-          <w:rFonts w:asciiTheme="minorHAnsi" w:eastAsiaTheme="majorEastAsia" w:hAnsiTheme="minorHAnsi" w:cstheme="minorHAnsi"/>
-        </w:rPr>
-        <w:t>auth</w:t>
-      </w:r>
-      <w:r>
-        <w:rPr>
-          <w:rFonts w:asciiTheme="minorHAnsi" w:hAnsiTheme="minorHAnsi" w:cstheme="minorHAnsi"/>
-        </w:rPr>
-        <w:t xml:space="preserve"> name.</w:t>
-      </w:r>
-    </w:p>
-    <w:p>
-      <w:pPr>
-        <w:pStyle w:val="Heading3"/>
-        <w:tabs>
-          <w:tab w:val="left" w:pos="4398"/>
-        </w:tabs>
-        <w:ind w:left="720"/>
-        <w:rPr>
-          <w:rFonts w:asciiTheme="minorHAnsi" w:hAnsiTheme="minorHAnsi" w:cstheme="minorHAnsi"/>
-          <w:b/>
-          <w:bCs/>
-          <w:u w:val="single"/>
-        </w:rPr>
-      </w:pPr>
-      <w:r>
-        <w:rPr>
-          <w:rFonts w:asciiTheme="minorHAnsi" w:hAnsiTheme="minorHAnsi" w:cstheme="minorHAnsi"/>
-          <w:b/>
-          <w:bCs/>
-          <w:color w:val="auto"/>
-          <w:sz w:val="28"/>
-          <w:szCs w:val="28"/>
-          <w:u w:val="single"/>
-        </w:rPr>
-        <w:t>2. The Solution (The Command)</w:t>
-      </w:r>
-      <w:r>
-        <w:rPr>
-          <w:rFonts w:asciiTheme="minorHAnsi" w:hAnsiTheme="minorHAnsi" w:cstheme="minorHAnsi"/>
-          <w:b/>
-          <w:bCs/>
-          <w:u w:val="single"/>
-        </w:rPr>
-        <w:tab/>
-      </w:r>
-    </w:p>
-    <w:p>
-      <w:pPr>
-        <w:pStyle w:val="NormalWeb"/>
-        <w:ind w:left="720"/>
-        <w:rPr>
-          <w:rFonts w:asciiTheme="minorHAnsi" w:hAnsiTheme="minorHAnsi" w:cstheme="minorHAnsi"/>
-        </w:rPr>
-      </w:pPr>
-      <w:r>
-        <w:rPr>
-          <w:rFonts w:asciiTheme="minorHAnsi" w:hAnsiTheme="minorHAnsi" w:cstheme="minorHAnsi"/>
-        </w:rPr>
-        <w:t xml:space="preserve">When you run this command, you are telling Git: </w:t>
-      </w:r>
-      <w:r>
-        <w:rPr>
-          <w:rFonts w:asciiTheme="minorHAnsi" w:hAnsiTheme="minorHAnsi" w:cstheme="minorHAnsi"/>
-          <w:i/>
-          <w:iCs/>
-        </w:rPr>
-        <w:t xml:space="preserve">"Stop ignoring the case! If I change a small 'a' to a big 'A', I </w:t>
+        <w:t xml:space="preserve"> causes a conflict, VS Code will highlight the overlapping lines. Simply pick the version </w:t>
       </w:r>
       <w:proofErr w:type="gramStart"/>
       <w:r>
         <w:rPr>
           <w:rFonts w:asciiTheme="minorHAnsi" w:hAnsiTheme="minorHAnsi" w:cstheme="minorHAnsi"/>
-          <w:i/>
-          <w:iCs/>
-        </w:rPr>
-        <w:t>want</w:t>
+        </w:rPr>
+        <w:t>you</w:t>
       </w:r>
       <w:proofErr w:type="gramEnd"/>
       <w:r>
         <w:rPr>
           <w:rFonts w:asciiTheme="minorHAnsi" w:hAnsiTheme="minorHAnsi" w:cstheme="minorHAnsi"/>
-          <w:i/>
-          <w:iCs/>
-        </w:rPr>
-        <w:t xml:space="preserve"> you to treat that as a real change."</w:t>
-      </w:r>
-    </w:p>
-    <w:p>
-      <w:pPr>
-        <w:pStyle w:val="Heading3"/>
-        <w:ind w:left="720"/>
-        <w:rPr>
-          <w:rFonts w:asciiTheme="minorHAnsi" w:hAnsiTheme="minorHAnsi" w:cstheme="minorHAnsi"/>
-          <w:b/>
-          <w:bCs/>
-          <w:color w:val="auto"/>
-          <w:sz w:val="28"/>
-          <w:szCs w:val="28"/>
-          <w:u w:val="single"/>
-        </w:rPr>
-      </w:pPr>
-      <w:r>
-        <w:rPr>
-          <w:rFonts w:asciiTheme="minorHAnsi" w:hAnsiTheme="minorHAnsi" w:cstheme="minorHAnsi"/>
-          <w:b/>
-          <w:bCs/>
-          <w:color w:val="auto"/>
-          <w:sz w:val="28"/>
-          <w:szCs w:val="28"/>
-          <w:u w:val="single"/>
-        </w:rPr>
-        <w:t>3. Why it is useful</w:t>
-      </w:r>
-    </w:p>
-    <w:p>
-      <w:pPr>
-        <w:pStyle w:val="NormalWeb"/>
-        <w:numPr>
-          <w:ilvl w:val="0"/>
-          <w:numId w:val="18"/>
-        </w:numPr>
-        <w:tabs>
-          <w:tab w:val="clear" w:pos="720"/>
-          <w:tab w:val="num" w:pos="1440"/>
-        </w:tabs>
-        <w:spacing w:before="100" w:beforeAutospacing="1" w:after="100" w:afterAutospacing="1" w:line="240" w:lineRule="auto"/>
-        <w:ind w:left="1440"/>
-        <w:rPr>
-          <w:rFonts w:asciiTheme="minorHAnsi" w:hAnsiTheme="minorHAnsi" w:cstheme="minorHAnsi"/>
-        </w:rPr>
-      </w:pPr>
-      <w:r>
-        <w:rPr>
-          <w:rFonts w:asciiTheme="minorHAnsi" w:hAnsiTheme="minorHAnsi" w:cstheme="minorHAnsi"/>
-          <w:b/>
-          <w:bCs/>
-        </w:rPr>
-        <w:t>Matches GitHub:</w:t>
-      </w:r>
-      <w:r>
-        <w:rPr>
-          <w:rFonts w:asciiTheme="minorHAnsi" w:hAnsiTheme="minorHAnsi" w:cstheme="minorHAnsi"/>
-        </w:rPr>
-        <w:t xml:space="preserve"> Since GitHub runs on Linux (which is case-sensitive), this setting makes your local PC behave more like the server.</w:t>
-      </w:r>
-    </w:p>
-    <w:p>
-      <w:pPr>
-        <w:pStyle w:val="NormalWeb"/>
-        <w:numPr>
-          <w:ilvl w:val="0"/>
-          <w:numId w:val="18"/>
-        </w:numPr>
-        <w:tabs>
-          <w:tab w:val="clear" w:pos="720"/>
-          <w:tab w:val="num" w:pos="1440"/>
-        </w:tabs>
-        <w:spacing w:before="100" w:beforeAutospacing="1" w:after="100" w:afterAutospacing="1" w:line="240" w:lineRule="auto"/>
-        <w:ind w:left="1440"/>
-        <w:rPr>
-          <w:rFonts w:asciiTheme="minorHAnsi" w:hAnsiTheme="minorHAnsi" w:cstheme="minorHAnsi"/>
-        </w:rPr>
-      </w:pPr>
-      <w:r>
-        <w:rPr>
-          <w:rFonts w:asciiTheme="minorHAnsi" w:hAnsiTheme="minorHAnsi" w:cstheme="minorHAnsi"/>
-          <w:b/>
-          <w:bCs/>
-        </w:rPr>
-        <w:t>Automatic Tracking:</w:t>
-      </w:r>
-      <w:r>
-        <w:rPr>
-          <w:rFonts w:asciiTheme="minorHAnsi" w:hAnsiTheme="minorHAnsi" w:cstheme="minorHAnsi"/>
-        </w:rPr>
-        <w:t xml:space="preserve"> You no longer need to use special "reset" commands or delete files to fix a name change. Git will simply "see" the new name immediately.</w:t>
-      </w:r>
-    </w:p>
-    <w:p>
-      <w:pPr>
-        <w:pStyle w:val="NormalWeb"/>
-        <w:numPr>
-          <w:ilvl w:val="0"/>
-          <w:numId w:val="18"/>
-        </w:numPr>
-        <w:tabs>
-          <w:tab w:val="clear" w:pos="720"/>
-          <w:tab w:val="num" w:pos="1440"/>
-        </w:tabs>
-        <w:spacing w:before="100" w:beforeAutospacing="1" w:after="100" w:afterAutospacing="1" w:line="240" w:lineRule="auto"/>
-        <w:ind w:left="1440"/>
-      </w:pPr>
-      <w:r>
-        <w:rPr>
-          <w:rFonts w:asciiTheme="minorHAnsi" w:hAnsiTheme="minorHAnsi" w:cstheme="minorHAnsi"/>
-          <w:b/>
-          <w:bCs/>
-        </w:rPr>
-        <w:t>One-Time Fix:</w:t>
-      </w:r>
-      <w:r>
-        <w:rPr>
-          <w:rFonts w:asciiTheme="minorHAnsi" w:hAnsiTheme="minorHAnsi" w:cstheme="minorHAnsi"/>
-        </w:rPr>
-        <w:t xml:space="preserve"> Using the </w:t>
-      </w:r>
-      <w:r>
-        <w:rPr>
-          <w:rStyle w:val="HTMLCode"/>
-          <w:rFonts w:asciiTheme="minorHAnsi" w:eastAsiaTheme="majorEastAsia" w:hAnsiTheme="minorHAnsi" w:cstheme="minorHAnsi"/>
-        </w:rPr>
-        <w:t>--global</w:t>
-      </w:r>
-      <w:r>
-        <w:rPr>
-          <w:rFonts w:asciiTheme="minorHAnsi" w:hAnsiTheme="minorHAnsi" w:cstheme="minorHAnsi"/>
-        </w:rPr>
-        <w:t xml:space="preserve"> flag means you only have to type this command </w:t>
-      </w:r>
-      <w:r>
-        <w:rPr>
-          <w:rFonts w:asciiTheme="minorHAnsi" w:hAnsiTheme="minorHAnsi" w:cstheme="minorHAnsi"/>
-          <w:b/>
-          <w:bCs/>
-        </w:rPr>
-        <w:t>once</w:t>
-      </w:r>
-      <w:r>
-        <w:rPr>
-          <w:rFonts w:asciiTheme="minorHAnsi" w:hAnsiTheme="minorHAnsi" w:cstheme="minorHAnsi"/>
-        </w:rPr>
-        <w:t>. It will apply to every coding project you ever work on on this PC</w:t>
+        </w:rPr>
+        <w:t xml:space="preserve"> wa</w:t>
+      </w:r>
+      <w:r>
+        <w:rPr>
+          <w:rFonts w:asciiTheme="minorHAnsi" w:hAnsiTheme="minorHAnsi" w:cstheme="minorHAnsi"/>
+        </w:rPr>
+        <w:t>nt, save the file, and continue</w:t>
       </w:r>
       <w:r>
         <w:t>.</w:t>
@@ -6752,7 +6359,7 @@
   <a:extraClrSchemeLst/>
   <a:extLst>
     <a:ext uri="{05A4C25C-085E-4340-85A3-A5531E510DB2}">
-      <thm15:themeFamily xmlns:thm15="http://schemas.microsoft.com/office/thememl/2012/main" xmlns="" name="Office Theme" id="{62F939B6-93AF-4DB8-9C6B-D6C7DFDC589F}" vid="{4A3C46E8-61CC-4603-A589-7422A47A8E4A}"/>
+      <thm15:themeFamily xmlns="" xmlns:thm15="http://schemas.microsoft.com/office/thememl/2012/main" name="Office Theme" id="{62F939B6-93AF-4DB8-9C6B-D6C7DFDC589F}" vid="{4A3C46E8-61CC-4603-A589-7422A47A8E4A}"/>
     </a:ext>
   </a:extLst>
 </a:theme>
